--- a/data/03_investment_memo/investment_memo_29.docx
+++ b/data/03_investment_memo/investment_memo_29.docx
@@ -21,68 +21,13 @@
     <w:p>
       <w:r>
         <w:br/>
-        <w:t>华辰资本旗下的 HC Alpha Growth Fund 在最近的资产配置会议中</w:t>
+        <w:t>信诚致远网络有限公司 是中国 半导体 行业的重要企业之一。</w:t>
         <w:br/>
-        <w:t>讨论了 新能源 行业的投资机会，并对 九方网络有限公司</w:t>
+        <w:t>根据华辰资本 风险管理部 的研究，该公司成立于 2015 年，</w:t>
         <w:br/>
-        <w:t>进行了重点评估。</w:t>
-        <w:br/>
-      </w:r>
-    </w:p>
-    <w:p>
-      <w:r>
-        <w:br/>
-        <w:t>华辰资本旗下的 HC Global Macro Fund 在最近的资产配置会议中</w:t>
-        <w:br/>
-        <w:t>讨论了 人工智能 行业的投资机会，并对 和泰科技有限公司</w:t>
-        <w:br/>
-        <w:t>进行了重点评估。</w:t>
-        <w:br/>
-      </w:r>
-    </w:p>
-    <w:p>
-      <w:r>
-        <w:br/>
-        <w:t>从产业链角度看，云计算 行业主要由上游设备厂商、</w:t>
-        <w:br/>
-        <w:t>中游平台企业以及下游应用厂商组成。</w:t>
-        <w:br/>
-        <w:t>国讯网络有限公司 主要位于产业链的 上游 环节。</w:t>
-        <w:br/>
-      </w:r>
-    </w:p>
-    <w:p>
-      <w:r>
-        <w:br/>
-        <w:t>风险管理部认为，半导体 行业仍然面临若干</w:t>
-        <w:br/>
-        <w:t>不确定性因素，包括技术迭代风险、政策变化、</w:t>
-        <w:br/>
-        <w:t>以及市场竞争加剧等问题。</w:t>
-        <w:br/>
-      </w:r>
-    </w:p>
-    <w:p>
-      <w:r>
-        <w:br/>
-        <w:t>东方峻景网络有限公司 是中国 机器人 行业的重要企业之一。</w:t>
-        <w:br/>
-        <w:t>根据华辰资本 投资委员会 的研究，该公司成立于 2020 年，</w:t>
-        <w:br/>
-        <w:t>目前员工规模约 7859 人。公司近年来持续加大研发投入，</w:t>
+        <w:t>目前员工规模约 2901 人。公司近年来持续加大研发投入，</w:t>
         <w:br/>
         <w:t>在核心技术方面形成了较强的竞争壁垒。</w:t>
-        <w:br/>
-      </w:r>
-    </w:p>
-    <w:p>
-      <w:r>
-        <w:br/>
-        <w:t>根据内部财务模型测算，银嘉信息有限公司 在未来三年</w:t>
-        <w:br/>
-        <w:t>收入复合增长率预计可达到 27% 左右。</w:t>
-        <w:br/>
-        <w:t>该预测基于行业需求增长以及公司产能扩张计划。</w:t>
         <w:br/>
       </w:r>
     </w:p>
@@ -100,11 +45,68 @@
     <w:p>
       <w:r>
         <w:br/>
-        <w:t>从产业链角度看，新能源 行业主要由上游设备厂商、</w:t>
+        <w:t>风险管理部认为，云计算 行业仍然面临若干</w:t>
         <w:br/>
-        <w:t>中游平台企业以及下游应用厂商组成。</w:t>
+        <w:t>不确定性因素，包括技术迭代风险、政策变化、</w:t>
         <w:br/>
-        <w:t>创汇传媒有限公司 主要位于产业链的 中游 环节。</w:t>
+        <w:t>以及市场竞争加剧等问题。</w:t>
+        <w:br/>
+      </w:r>
+    </w:p>
+    <w:p>
+      <w:r>
+        <w:br/>
+        <w:t>华辰资本旗下的 HC Global Macro Fund 在最近的资产配置会议中</w:t>
+        <w:br/>
+        <w:t>讨论了 云计算 行业的投资机会，并对 良诺科技有限公司</w:t>
+        <w:br/>
+        <w:t>进行了重点评估。</w:t>
+        <w:br/>
+      </w:r>
+    </w:p>
+    <w:p>
+      <w:r>
+        <w:br/>
+        <w:t>华辰资本旗下的 HC Global Macro Fund 在最近的资产配置会议中</w:t>
+        <w:br/>
+        <w:t>讨论了 人工智能 行业的投资机会，并对 通际名联科技有限公司</w:t>
+        <w:br/>
+        <w:t>进行了重点评估。</w:t>
+        <w:br/>
+      </w:r>
+    </w:p>
+    <w:p>
+      <w:r>
+        <w:br/>
+        <w:t>根据内部财务模型测算，九方传媒有限公司 在未来三年</w:t>
+        <w:br/>
+        <w:t>收入复合增长率预计可达到 19% 左右。</w:t>
+        <w:br/>
+        <w:t>该预测基于行业需求增长以及公司产能扩张计划。</w:t>
+        <w:br/>
+      </w:r>
+    </w:p>
+    <w:p>
+      <w:r>
+        <w:br/>
+        <w:t>根据内部财务模型测算，富罳网络有限公司 在未来三年</w:t>
+        <w:br/>
+        <w:t>收入复合增长率预计可达到 12% 左右。</w:t>
+        <w:br/>
+        <w:t>该预测基于行业需求增长以及公司产能扩张计划。</w:t>
+        <w:br/>
+      </w:r>
+    </w:p>
+    <w:p>
+      <w:r>
+        <w:br/>
+        <w:t>明腾传媒有限公司 是中国 人工智能 行业的重要企业之一。</w:t>
+        <w:br/>
+        <w:t>根据华辰资本 风险管理部 的研究，该公司成立于 2011 年，</w:t>
+        <w:br/>
+        <w:t>目前员工规模约 2688 人。公司近年来持续加大研发投入，</w:t>
+        <w:br/>
+        <w:t>在核心技术方面形成了较强的竞争壁垒。</w:t>
         <w:br/>
       </w:r>
     </w:p>
@@ -168,7 +170,7 @@
           </w:tcPr>
           <w:p>
             <w:r>
-              <w:t>九方信息有限公司</w:t>
+              <w:t>恩悌网络有限公司</w:t>
             </w:r>
           </w:p>
         </w:tc>
@@ -188,17 +190,17 @@
           </w:tcPr>
           <w:p>
             <w:r>
-              <w:t>572亿</w:t>
-            </w:r>
-          </w:p>
-        </w:tc>
-        <w:tc>
-          <w:tcPr>
-            <w:tcW w:type="dxa" w:w="2160"/>
-          </w:tcPr>
-          <w:p>
-            <w:r>
-              <w:t>11%</w:t>
+              <w:t>233亿</w:t>
+            </w:r>
+          </w:p>
+        </w:tc>
+        <w:tc>
+          <w:tcPr>
+            <w:tcW w:type="dxa" w:w="2160"/>
+          </w:tcPr>
+          <w:p>
+            <w:r>
+              <w:t>28%</w:t>
             </w:r>
           </w:p>
         </w:tc>
@@ -210,37 +212,37 @@
           </w:tcPr>
           <w:p>
             <w:r>
-              <w:t>雨林木风计算机网络有限公司</w:t>
-            </w:r>
-          </w:p>
-        </w:tc>
-        <w:tc>
-          <w:tcPr>
-            <w:tcW w:type="dxa" w:w="2160"/>
-          </w:tcPr>
-          <w:p>
-            <w:r>
-              <w:t>医疗科技</w:t>
-            </w:r>
-          </w:p>
-        </w:tc>
-        <w:tc>
-          <w:tcPr>
-            <w:tcW w:type="dxa" w:w="2160"/>
-          </w:tcPr>
-          <w:p>
-            <w:r>
-              <w:t>441亿</w:t>
-            </w:r>
-          </w:p>
-        </w:tc>
-        <w:tc>
-          <w:tcPr>
-            <w:tcW w:type="dxa" w:w="2160"/>
-          </w:tcPr>
-          <w:p>
-            <w:r>
-              <w:t>19%</w:t>
+              <w:t>信诚致远科技有限公司</w:t>
+            </w:r>
+          </w:p>
+        </w:tc>
+        <w:tc>
+          <w:tcPr>
+            <w:tcW w:type="dxa" w:w="2160"/>
+          </w:tcPr>
+          <w:p>
+            <w:r>
+              <w:t>云计算</w:t>
+            </w:r>
+          </w:p>
+        </w:tc>
+        <w:tc>
+          <w:tcPr>
+            <w:tcW w:type="dxa" w:w="2160"/>
+          </w:tcPr>
+          <w:p>
+            <w:r>
+              <w:t>269亿</w:t>
+            </w:r>
+          </w:p>
+        </w:tc>
+        <w:tc>
+          <w:tcPr>
+            <w:tcW w:type="dxa" w:w="2160"/>
+          </w:tcPr>
+          <w:p>
+            <w:r>
+              <w:t>26%</w:t>
             </w:r>
           </w:p>
         </w:tc>
@@ -252,37 +254,37 @@
           </w:tcPr>
           <w:p>
             <w:r>
-              <w:t>九方网络有限公司</w:t>
-            </w:r>
-          </w:p>
-        </w:tc>
-        <w:tc>
-          <w:tcPr>
-            <w:tcW w:type="dxa" w:w="2160"/>
-          </w:tcPr>
-          <w:p>
-            <w:r>
-              <w:t>新能源</w:t>
-            </w:r>
-          </w:p>
-        </w:tc>
-        <w:tc>
-          <w:tcPr>
-            <w:tcW w:type="dxa" w:w="2160"/>
-          </w:tcPr>
-          <w:p>
-            <w:r>
-              <w:t>113亿</w:t>
-            </w:r>
-          </w:p>
-        </w:tc>
-        <w:tc>
-          <w:tcPr>
-            <w:tcW w:type="dxa" w:w="2160"/>
-          </w:tcPr>
-          <w:p>
-            <w:r>
-              <w:t>7%</w:t>
+              <w:t>方正科技传媒有限公司</w:t>
+            </w:r>
+          </w:p>
+        </w:tc>
+        <w:tc>
+          <w:tcPr>
+            <w:tcW w:type="dxa" w:w="2160"/>
+          </w:tcPr>
+          <w:p>
+            <w:r>
+              <w:t>人工智能</w:t>
+            </w:r>
+          </w:p>
+        </w:tc>
+        <w:tc>
+          <w:tcPr>
+            <w:tcW w:type="dxa" w:w="2160"/>
+          </w:tcPr>
+          <w:p>
+            <w:r>
+              <w:t>464亿</w:t>
+            </w:r>
+          </w:p>
+        </w:tc>
+        <w:tc>
+          <w:tcPr>
+            <w:tcW w:type="dxa" w:w="2160"/>
+          </w:tcPr>
+          <w:p>
+            <w:r>
+              <w:t>13%</w:t>
             </w:r>
           </w:p>
         </w:tc>
@@ -294,37 +296,37 @@
           </w:tcPr>
           <w:p>
             <w:r>
-              <w:t>兰金电子网络有限公司</w:t>
-            </w:r>
-          </w:p>
-        </w:tc>
-        <w:tc>
-          <w:tcPr>
-            <w:tcW w:type="dxa" w:w="2160"/>
-          </w:tcPr>
-          <w:p>
-            <w:r>
-              <w:t>消费科技</w:t>
-            </w:r>
-          </w:p>
-        </w:tc>
-        <w:tc>
-          <w:tcPr>
-            <w:tcW w:type="dxa" w:w="2160"/>
-          </w:tcPr>
-          <w:p>
-            <w:r>
-              <w:t>418亿</w:t>
-            </w:r>
-          </w:p>
-        </w:tc>
-        <w:tc>
-          <w:tcPr>
-            <w:tcW w:type="dxa" w:w="2160"/>
-          </w:tcPr>
-          <w:p>
-            <w:r>
-              <w:t>6%</w:t>
+              <w:t>惠派国际公司科技有限公司</w:t>
+            </w:r>
+          </w:p>
+        </w:tc>
+        <w:tc>
+          <w:tcPr>
+            <w:tcW w:type="dxa" w:w="2160"/>
+          </w:tcPr>
+          <w:p>
+            <w:r>
+              <w:t>人工智能</w:t>
+            </w:r>
+          </w:p>
+        </w:tc>
+        <w:tc>
+          <w:tcPr>
+            <w:tcW w:type="dxa" w:w="2160"/>
+          </w:tcPr>
+          <w:p>
+            <w:r>
+              <w:t>554亿</w:t>
+            </w:r>
+          </w:p>
+        </w:tc>
+        <w:tc>
+          <w:tcPr>
+            <w:tcW w:type="dxa" w:w="2160"/>
+          </w:tcPr>
+          <w:p>
+            <w:r>
+              <w:t>18%</w:t>
             </w:r>
           </w:p>
         </w:tc>
@@ -336,27 +338,27 @@
           </w:tcPr>
           <w:p>
             <w:r>
-              <w:t>东方峻景传媒有限公司</w:t>
-            </w:r>
-          </w:p>
-        </w:tc>
-        <w:tc>
-          <w:tcPr>
-            <w:tcW w:type="dxa" w:w="2160"/>
-          </w:tcPr>
-          <w:p>
-            <w:r>
-              <w:t>新能源</w:t>
-            </w:r>
-          </w:p>
-        </w:tc>
-        <w:tc>
-          <w:tcPr>
-            <w:tcW w:type="dxa" w:w="2160"/>
-          </w:tcPr>
-          <w:p>
-            <w:r>
-              <w:t>793亿</w:t>
+              <w:t>巨奥传媒有限公司</w:t>
+            </w:r>
+          </w:p>
+        </w:tc>
+        <w:tc>
+          <w:tcPr>
+            <w:tcW w:type="dxa" w:w="2160"/>
+          </w:tcPr>
+          <w:p>
+            <w:r>
+              <w:t>人工智能</w:t>
+            </w:r>
+          </w:p>
+        </w:tc>
+        <w:tc>
+          <w:tcPr>
+            <w:tcW w:type="dxa" w:w="2160"/>
+          </w:tcPr>
+          <w:p>
+            <w:r>
+              <w:t>333亿</w:t>
             </w:r>
           </w:p>
         </w:tc>
@@ -378,7 +380,7 @@
           </w:tcPr>
           <w:p>
             <w:r>
-              <w:t>立信电子网络有限公司</w:t>
+              <w:t>佳禾传媒有限公司</w:t>
             </w:r>
           </w:p>
         </w:tc>
@@ -398,17 +400,17 @@
           </w:tcPr>
           <w:p>
             <w:r>
-              <w:t>176亿</w:t>
-            </w:r>
-          </w:p>
-        </w:tc>
-        <w:tc>
-          <w:tcPr>
-            <w:tcW w:type="dxa" w:w="2160"/>
-          </w:tcPr>
-          <w:p>
-            <w:r>
-              <w:t>5%</w:t>
+              <w:t>354亿</w:t>
+            </w:r>
+          </w:p>
+        </w:tc>
+        <w:tc>
+          <w:tcPr>
+            <w:tcW w:type="dxa" w:w="2160"/>
+          </w:tcPr>
+          <w:p>
+            <w:r>
+              <w:t>12%</w:t>
             </w:r>
           </w:p>
         </w:tc>
@@ -420,37 +422,37 @@
           </w:tcPr>
           <w:p>
             <w:r>
-              <w:t>快讯网络有限公司</w:t>
-            </w:r>
-          </w:p>
-        </w:tc>
-        <w:tc>
-          <w:tcPr>
-            <w:tcW w:type="dxa" w:w="2160"/>
-          </w:tcPr>
-          <w:p>
-            <w:r>
-              <w:t>新能源</w:t>
-            </w:r>
-          </w:p>
-        </w:tc>
-        <w:tc>
-          <w:tcPr>
-            <w:tcW w:type="dxa" w:w="2160"/>
-          </w:tcPr>
-          <w:p>
-            <w:r>
-              <w:t>796亿</w:t>
-            </w:r>
-          </w:p>
-        </w:tc>
-        <w:tc>
-          <w:tcPr>
-            <w:tcW w:type="dxa" w:w="2160"/>
-          </w:tcPr>
-          <w:p>
-            <w:r>
-              <w:t>5%</w:t>
+              <w:t>天开科技有限公司</w:t>
+            </w:r>
+          </w:p>
+        </w:tc>
+        <w:tc>
+          <w:tcPr>
+            <w:tcW w:type="dxa" w:w="2160"/>
+          </w:tcPr>
+          <w:p>
+            <w:r>
+              <w:t>消费科技</w:t>
+            </w:r>
+          </w:p>
+        </w:tc>
+        <w:tc>
+          <w:tcPr>
+            <w:tcW w:type="dxa" w:w="2160"/>
+          </w:tcPr>
+          <w:p>
+            <w:r>
+              <w:t>546亿</w:t>
+            </w:r>
+          </w:p>
+        </w:tc>
+        <w:tc>
+          <w:tcPr>
+            <w:tcW w:type="dxa" w:w="2160"/>
+          </w:tcPr>
+          <w:p>
+            <w:r>
+              <w:t>10%</w:t>
             </w:r>
           </w:p>
         </w:tc>
@@ -462,37 +464,37 @@
           </w:tcPr>
           <w:p>
             <w:r>
-              <w:t>南康网络有限公司</w:t>
-            </w:r>
-          </w:p>
-        </w:tc>
-        <w:tc>
-          <w:tcPr>
-            <w:tcW w:type="dxa" w:w="2160"/>
-          </w:tcPr>
-          <w:p>
-            <w:r>
-              <w:t>消费科技</w:t>
-            </w:r>
-          </w:p>
-        </w:tc>
-        <w:tc>
-          <w:tcPr>
-            <w:tcW w:type="dxa" w:w="2160"/>
-          </w:tcPr>
-          <w:p>
-            <w:r>
-              <w:t>147亿</w:t>
-            </w:r>
-          </w:p>
-        </w:tc>
-        <w:tc>
-          <w:tcPr>
-            <w:tcW w:type="dxa" w:w="2160"/>
-          </w:tcPr>
-          <w:p>
-            <w:r>
-              <w:t>22%</w:t>
+              <w:t>华成育卓科技有限公司</w:t>
+            </w:r>
+          </w:p>
+        </w:tc>
+        <w:tc>
+          <w:tcPr>
+            <w:tcW w:type="dxa" w:w="2160"/>
+          </w:tcPr>
+          <w:p>
+            <w:r>
+              <w:t>医疗科技</w:t>
+            </w:r>
+          </w:p>
+        </w:tc>
+        <w:tc>
+          <w:tcPr>
+            <w:tcW w:type="dxa" w:w="2160"/>
+          </w:tcPr>
+          <w:p>
+            <w:r>
+              <w:t>672亿</w:t>
+            </w:r>
+          </w:p>
+        </w:tc>
+        <w:tc>
+          <w:tcPr>
+            <w:tcW w:type="dxa" w:w="2160"/>
+          </w:tcPr>
+          <w:p>
+            <w:r>
+              <w:t>13%</w:t>
             </w:r>
           </w:p>
         </w:tc>
@@ -504,37 +506,37 @@
           </w:tcPr>
           <w:p>
             <w:r>
-              <w:t>创汇传媒有限公司</w:t>
-            </w:r>
-          </w:p>
-        </w:tc>
-        <w:tc>
-          <w:tcPr>
-            <w:tcW w:type="dxa" w:w="2160"/>
-          </w:tcPr>
-          <w:p>
-            <w:r>
-              <w:t>新能源</w:t>
-            </w:r>
-          </w:p>
-        </w:tc>
-        <w:tc>
-          <w:tcPr>
-            <w:tcW w:type="dxa" w:w="2160"/>
-          </w:tcPr>
-          <w:p>
-            <w:r>
-              <w:t>560亿</w:t>
-            </w:r>
-          </w:p>
-        </w:tc>
-        <w:tc>
-          <w:tcPr>
-            <w:tcW w:type="dxa" w:w="2160"/>
-          </w:tcPr>
-          <w:p>
-            <w:r>
-              <w:t>22%</w:t>
+              <w:t>良诺科技有限公司</w:t>
+            </w:r>
+          </w:p>
+        </w:tc>
+        <w:tc>
+          <w:tcPr>
+            <w:tcW w:type="dxa" w:w="2160"/>
+          </w:tcPr>
+          <w:p>
+            <w:r>
+              <w:t>云计算</w:t>
+            </w:r>
+          </w:p>
+        </w:tc>
+        <w:tc>
+          <w:tcPr>
+            <w:tcW w:type="dxa" w:w="2160"/>
+          </w:tcPr>
+          <w:p>
+            <w:r>
+              <w:t>529亿</w:t>
+            </w:r>
+          </w:p>
+        </w:tc>
+        <w:tc>
+          <w:tcPr>
+            <w:tcW w:type="dxa" w:w="2160"/>
+          </w:tcPr>
+          <w:p>
+            <w:r>
+              <w:t>8%</w:t>
             </w:r>
           </w:p>
         </w:tc>
@@ -546,7 +548,7 @@
           </w:tcPr>
           <w:p>
             <w:r>
-              <w:t>浦华众城科技有限公司</w:t>
+              <w:t>联软网络有限公司</w:t>
             </w:r>
           </w:p>
         </w:tc>
@@ -566,17 +568,17 @@
           </w:tcPr>
           <w:p>
             <w:r>
-              <w:t>170亿</w:t>
-            </w:r>
-          </w:p>
-        </w:tc>
-        <w:tc>
-          <w:tcPr>
-            <w:tcW w:type="dxa" w:w="2160"/>
-          </w:tcPr>
-          <w:p>
-            <w:r>
-              <w:t>9%</w:t>
+              <w:t>697亿</w:t>
+            </w:r>
+          </w:p>
+        </w:tc>
+        <w:tc>
+          <w:tcPr>
+            <w:tcW w:type="dxa" w:w="2160"/>
+          </w:tcPr>
+          <w:p>
+            <w:r>
+              <w:t>23%</w:t>
             </w:r>
           </w:p>
         </w:tc>
@@ -588,37 +590,37 @@
           </w:tcPr>
           <w:p>
             <w:r>
-              <w:t>创汇传媒有限公司</w:t>
-            </w:r>
-          </w:p>
-        </w:tc>
-        <w:tc>
-          <w:tcPr>
-            <w:tcW w:type="dxa" w:w="2160"/>
-          </w:tcPr>
-          <w:p>
-            <w:r>
-              <w:t>新能源</w:t>
-            </w:r>
-          </w:p>
-        </w:tc>
-        <w:tc>
-          <w:tcPr>
-            <w:tcW w:type="dxa" w:w="2160"/>
-          </w:tcPr>
-          <w:p>
-            <w:r>
-              <w:t>490亿</w:t>
-            </w:r>
-          </w:p>
-        </w:tc>
-        <w:tc>
-          <w:tcPr>
-            <w:tcW w:type="dxa" w:w="2160"/>
-          </w:tcPr>
-          <w:p>
-            <w:r>
-              <w:t>8%</w:t>
+              <w:t>新格林耐特网络有限公司</w:t>
+            </w:r>
+          </w:p>
+        </w:tc>
+        <w:tc>
+          <w:tcPr>
+            <w:tcW w:type="dxa" w:w="2160"/>
+          </w:tcPr>
+          <w:p>
+            <w:r>
+              <w:t>人工智能</w:t>
+            </w:r>
+          </w:p>
+        </w:tc>
+        <w:tc>
+          <w:tcPr>
+            <w:tcW w:type="dxa" w:w="2160"/>
+          </w:tcPr>
+          <w:p>
+            <w:r>
+              <w:t>746亿</w:t>
+            </w:r>
+          </w:p>
+        </w:tc>
+        <w:tc>
+          <w:tcPr>
+            <w:tcW w:type="dxa" w:w="2160"/>
+          </w:tcPr>
+          <w:p>
+            <w:r>
+              <w:t>14%</w:t>
             </w:r>
           </w:p>
         </w:tc>
@@ -630,37 +632,37 @@
           </w:tcPr>
           <w:p>
             <w:r>
-              <w:t>九方网络有限公司</w:t>
-            </w:r>
-          </w:p>
-        </w:tc>
-        <w:tc>
-          <w:tcPr>
-            <w:tcW w:type="dxa" w:w="2160"/>
-          </w:tcPr>
-          <w:p>
-            <w:r>
-              <w:t>新能源</w:t>
-            </w:r>
-          </w:p>
-        </w:tc>
-        <w:tc>
-          <w:tcPr>
-            <w:tcW w:type="dxa" w:w="2160"/>
-          </w:tcPr>
-          <w:p>
-            <w:r>
-              <w:t>336亿</w:t>
-            </w:r>
-          </w:p>
-        </w:tc>
-        <w:tc>
-          <w:tcPr>
-            <w:tcW w:type="dxa" w:w="2160"/>
-          </w:tcPr>
-          <w:p>
-            <w:r>
-              <w:t>21%</w:t>
+              <w:t>精芯信息有限公司</w:t>
+            </w:r>
+          </w:p>
+        </w:tc>
+        <w:tc>
+          <w:tcPr>
+            <w:tcW w:type="dxa" w:w="2160"/>
+          </w:tcPr>
+          <w:p>
+            <w:r>
+              <w:t>半导体</w:t>
+            </w:r>
+          </w:p>
+        </w:tc>
+        <w:tc>
+          <w:tcPr>
+            <w:tcW w:type="dxa" w:w="2160"/>
+          </w:tcPr>
+          <w:p>
+            <w:r>
+              <w:t>522亿</w:t>
+            </w:r>
+          </w:p>
+        </w:tc>
+        <w:tc>
+          <w:tcPr>
+            <w:tcW w:type="dxa" w:w="2160"/>
+          </w:tcPr>
+          <w:p>
+            <w:r>
+              <w:t>16%</w:t>
             </w:r>
           </w:p>
         </w:tc>
@@ -672,37 +674,37 @@
           </w:tcPr>
           <w:p>
             <w:r>
-              <w:t>昂歌信息科技有限公司</w:t>
-            </w:r>
-          </w:p>
-        </w:tc>
-        <w:tc>
-          <w:tcPr>
-            <w:tcW w:type="dxa" w:w="2160"/>
-          </w:tcPr>
-          <w:p>
-            <w:r>
-              <w:t>消费科技</w:t>
-            </w:r>
-          </w:p>
-        </w:tc>
-        <w:tc>
-          <w:tcPr>
-            <w:tcW w:type="dxa" w:w="2160"/>
-          </w:tcPr>
-          <w:p>
-            <w:r>
-              <w:t>437亿</w:t>
-            </w:r>
-          </w:p>
-        </w:tc>
-        <w:tc>
-          <w:tcPr>
-            <w:tcW w:type="dxa" w:w="2160"/>
-          </w:tcPr>
-          <w:p>
-            <w:r>
-              <w:t>6%</w:t>
+              <w:t>富罳网络有限公司</w:t>
+            </w:r>
+          </w:p>
+        </w:tc>
+        <w:tc>
+          <w:tcPr>
+            <w:tcW w:type="dxa" w:w="2160"/>
+          </w:tcPr>
+          <w:p>
+            <w:r>
+              <w:t>新能源</w:t>
+            </w:r>
+          </w:p>
+        </w:tc>
+        <w:tc>
+          <w:tcPr>
+            <w:tcW w:type="dxa" w:w="2160"/>
+          </w:tcPr>
+          <w:p>
+            <w:r>
+              <w:t>452亿</w:t>
+            </w:r>
+          </w:p>
+        </w:tc>
+        <w:tc>
+          <w:tcPr>
+            <w:tcW w:type="dxa" w:w="2160"/>
+          </w:tcPr>
+          <w:p>
+            <w:r>
+              <w:t>12%</w:t>
             </w:r>
           </w:p>
         </w:tc>
@@ -714,37 +716,37 @@
           </w:tcPr>
           <w:p>
             <w:r>
-              <w:t>鸿睿思博网络有限公司</w:t>
-            </w:r>
-          </w:p>
-        </w:tc>
-        <w:tc>
-          <w:tcPr>
-            <w:tcW w:type="dxa" w:w="2160"/>
-          </w:tcPr>
-          <w:p>
-            <w:r>
-              <w:t>新能源</w:t>
-            </w:r>
-          </w:p>
-        </w:tc>
-        <w:tc>
-          <w:tcPr>
-            <w:tcW w:type="dxa" w:w="2160"/>
-          </w:tcPr>
-          <w:p>
-            <w:r>
-              <w:t>514亿</w:t>
-            </w:r>
-          </w:p>
-        </w:tc>
-        <w:tc>
-          <w:tcPr>
-            <w:tcW w:type="dxa" w:w="2160"/>
-          </w:tcPr>
-          <w:p>
-            <w:r>
-              <w:t>6%</w:t>
+              <w:t>信诚致远科技有限公司</w:t>
+            </w:r>
+          </w:p>
+        </w:tc>
+        <w:tc>
+          <w:tcPr>
+            <w:tcW w:type="dxa" w:w="2160"/>
+          </w:tcPr>
+          <w:p>
+            <w:r>
+              <w:t>云计算</w:t>
+            </w:r>
+          </w:p>
+        </w:tc>
+        <w:tc>
+          <w:tcPr>
+            <w:tcW w:type="dxa" w:w="2160"/>
+          </w:tcPr>
+          <w:p>
+            <w:r>
+              <w:t>778亿</w:t>
+            </w:r>
+          </w:p>
+        </w:tc>
+        <w:tc>
+          <w:tcPr>
+            <w:tcW w:type="dxa" w:w="2160"/>
+          </w:tcPr>
+          <w:p>
+            <w:r>
+              <w:t>28%</w:t>
             </w:r>
           </w:p>
         </w:tc>
@@ -756,37 +758,37 @@
           </w:tcPr>
           <w:p>
             <w:r>
-              <w:t>国讯网络有限公司</w:t>
-            </w:r>
-          </w:p>
-        </w:tc>
-        <w:tc>
-          <w:tcPr>
-            <w:tcW w:type="dxa" w:w="2160"/>
-          </w:tcPr>
-          <w:p>
-            <w:r>
-              <w:t>云计算</w:t>
-            </w:r>
-          </w:p>
-        </w:tc>
-        <w:tc>
-          <w:tcPr>
-            <w:tcW w:type="dxa" w:w="2160"/>
-          </w:tcPr>
-          <w:p>
-            <w:r>
-              <w:t>543亿</w:t>
-            </w:r>
-          </w:p>
-        </w:tc>
-        <w:tc>
-          <w:tcPr>
-            <w:tcW w:type="dxa" w:w="2160"/>
-          </w:tcPr>
-          <w:p>
-            <w:r>
-              <w:t>15%</w:t>
+              <w:t>明腾传媒有限公司</w:t>
+            </w:r>
+          </w:p>
+        </w:tc>
+        <w:tc>
+          <w:tcPr>
+            <w:tcW w:type="dxa" w:w="2160"/>
+          </w:tcPr>
+          <w:p>
+            <w:r>
+              <w:t>人工智能</w:t>
+            </w:r>
+          </w:p>
+        </w:tc>
+        <w:tc>
+          <w:tcPr>
+            <w:tcW w:type="dxa" w:w="2160"/>
+          </w:tcPr>
+          <w:p>
+            <w:r>
+              <w:t>661亿</w:t>
+            </w:r>
+          </w:p>
+        </w:tc>
+        <w:tc>
+          <w:tcPr>
+            <w:tcW w:type="dxa" w:w="2160"/>
+          </w:tcPr>
+          <w:p>
+            <w:r>
+              <w:t>17%</w:t>
             </w:r>
           </w:p>
         </w:tc>
@@ -803,828 +805,9 @@
     <w:p>
       <w:r>
         <w:br/>
-        <w:t>从产业链角度看，人工智能 行业主要由上游设备厂商、</w:t>
+        <w:t>根据内部财务模型测算，九方传媒有限公司 在未来三年</w:t>
         <w:br/>
-        <w:t>中游平台企业以及下游应用厂商组成。</w:t>
-        <w:br/>
-        <w:t>雨林木风计算机科技有限公司 主要位于产业链的 上游 环节。</w:t>
-        <w:br/>
-      </w:r>
-    </w:p>
-    <w:p>
-      <w:r>
-        <w:br/>
-        <w:t>根据内部财务模型测算，银嘉信息有限公司 在未来三年</w:t>
-        <w:br/>
-        <w:t>收入复合增长率预计可达到 19% 左右。</w:t>
-        <w:br/>
-        <w:t>该预测基于行业需求增长以及公司产能扩张计划。</w:t>
-        <w:br/>
-      </w:r>
-    </w:p>
-    <w:p>
-      <w:r>
-        <w:br/>
-        <w:t>根据内部财务模型测算，雨林木风计算机科技有限公司 在未来三年</w:t>
-        <w:br/>
-        <w:t>收入复合增长率预计可达到 30% 左右。</w:t>
-        <w:br/>
-        <w:t>该预测基于行业需求增长以及公司产能扩张计划。</w:t>
-        <w:br/>
-      </w:r>
-    </w:p>
-    <w:p>
-      <w:r>
-        <w:br/>
-        <w:t>九方信息有限公司 是中国 新能源 行业的重要企业之一。</w:t>
-        <w:br/>
-        <w:t>根据华辰资本 投资策略部 的研究，该公司成立于 2011 年，</w:t>
-        <w:br/>
-        <w:t>目前员工规模约 6198 人。公司近年来持续加大研发投入，</w:t>
-        <w:br/>
-        <w:t>在核心技术方面形成了较强的竞争壁垒。</w:t>
-        <w:br/>
-      </w:r>
-    </w:p>
-    <w:p>
-      <w:r>
-        <w:br/>
-        <w:t>从产业链角度看，人工智能 行业主要由上游设备厂商、</w:t>
-        <w:br/>
-        <w:t>中游平台企业以及下游应用厂商组成。</w:t>
-        <w:br/>
-        <w:t>迪摩科技有限公司 主要位于产业链的 中游 环节。</w:t>
-        <w:br/>
-      </w:r>
-    </w:p>
-    <w:p>
-      <w:r>
-        <w:br/>
-        <w:t>根据内部财务模型测算，飞利信科技有限公司 在未来三年</w:t>
-        <w:br/>
-        <w:t>收入复合增长率预计可达到 23% 左右。</w:t>
-        <w:br/>
-        <w:t>该预测基于行业需求增长以及公司产能扩张计划。</w:t>
-        <w:br/>
-      </w:r>
-    </w:p>
-    <w:p>
-      <w:r>
-        <w:br/>
-        <w:t>风险管理部认为，新能源 行业仍然面临若干</w:t>
-        <w:br/>
-        <w:t>不确定性因素，包括技术迭代风险、政策变化、</w:t>
-        <w:br/>
-        <w:t>以及市场竞争加剧等问题。</w:t>
-        <w:br/>
-      </w:r>
-    </w:p>
-    <w:p>
-      <w:r>
-        <w:br/>
-        <w:t>根据内部财务模型测算，艾提科信科技有限公司 在未来三年</w:t>
-        <w:br/>
-        <w:t>收入复合增长率预计可达到 27% 左右。</w:t>
-        <w:br/>
-        <w:t>该预测基于行业需求增长以及公司产能扩张计划。</w:t>
-        <w:br/>
-      </w:r>
-    </w:p>
-    <w:tbl>
-      <w:tblPr>
-        <w:tblW w:type="auto" w:w="0"/>
-        <w:tblLook w:firstColumn="1" w:firstRow="1" w:lastColumn="0" w:lastRow="0" w:noHBand="0" w:noVBand="1" w:val="04A0"/>
-      </w:tblPr>
-      <w:tblGrid>
-        <w:gridCol w:w="2160"/>
-        <w:gridCol w:w="2160"/>
-        <w:gridCol w:w="2160"/>
-        <w:gridCol w:w="2160"/>
-      </w:tblGrid>
-      <w:tr>
-        <w:tc>
-          <w:tcPr>
-            <w:tcW w:type="dxa" w:w="2160"/>
-          </w:tcPr>
-          <w:p>
-            <w:r>
-              <w:t>公司</w:t>
-            </w:r>
-          </w:p>
-        </w:tc>
-        <w:tc>
-          <w:tcPr>
-            <w:tcW w:type="dxa" w:w="2160"/>
-          </w:tcPr>
-          <w:p>
-            <w:r>
-              <w:t>行业</w:t>
-            </w:r>
-          </w:p>
-        </w:tc>
-        <w:tc>
-          <w:tcPr>
-            <w:tcW w:type="dxa" w:w="2160"/>
-          </w:tcPr>
-          <w:p>
-            <w:r>
-              <w:t>市值</w:t>
-            </w:r>
-          </w:p>
-        </w:tc>
-        <w:tc>
-          <w:tcPr>
-            <w:tcW w:type="dxa" w:w="2160"/>
-          </w:tcPr>
-          <w:p>
-            <w:r>
-              <w:t>增长率</w:t>
-            </w:r>
-          </w:p>
-        </w:tc>
-      </w:tr>
-      <w:tr>
-        <w:tc>
-          <w:tcPr>
-            <w:tcW w:type="dxa" w:w="2160"/>
-          </w:tcPr>
-          <w:p>
-            <w:r>
-              <w:t>银嘉信息有限公司</w:t>
-            </w:r>
-          </w:p>
-        </w:tc>
-        <w:tc>
-          <w:tcPr>
-            <w:tcW w:type="dxa" w:w="2160"/>
-          </w:tcPr>
-          <w:p>
-            <w:r>
-              <w:t>消费科技</w:t>
-            </w:r>
-          </w:p>
-        </w:tc>
-        <w:tc>
-          <w:tcPr>
-            <w:tcW w:type="dxa" w:w="2160"/>
-          </w:tcPr>
-          <w:p>
-            <w:r>
-              <w:t>129亿</w:t>
-            </w:r>
-          </w:p>
-        </w:tc>
-        <w:tc>
-          <w:tcPr>
-            <w:tcW w:type="dxa" w:w="2160"/>
-          </w:tcPr>
-          <w:p>
-            <w:r>
-              <w:t>25%</w:t>
-            </w:r>
-          </w:p>
-        </w:tc>
-      </w:tr>
-      <w:tr>
-        <w:tc>
-          <w:tcPr>
-            <w:tcW w:type="dxa" w:w="2160"/>
-          </w:tcPr>
-          <w:p>
-            <w:r>
-              <w:t>浦华众城信息有限公司</w:t>
-            </w:r>
-          </w:p>
-        </w:tc>
-        <w:tc>
-          <w:tcPr>
-            <w:tcW w:type="dxa" w:w="2160"/>
-          </w:tcPr>
-          <w:p>
-            <w:r>
-              <w:t>云计算</w:t>
-            </w:r>
-          </w:p>
-        </w:tc>
-        <w:tc>
-          <w:tcPr>
-            <w:tcW w:type="dxa" w:w="2160"/>
-          </w:tcPr>
-          <w:p>
-            <w:r>
-              <w:t>790亿</w:t>
-            </w:r>
-          </w:p>
-        </w:tc>
-        <w:tc>
-          <w:tcPr>
-            <w:tcW w:type="dxa" w:w="2160"/>
-          </w:tcPr>
-          <w:p>
-            <w:r>
-              <w:t>11%</w:t>
-            </w:r>
-          </w:p>
-        </w:tc>
-      </w:tr>
-      <w:tr>
-        <w:tc>
-          <w:tcPr>
-            <w:tcW w:type="dxa" w:w="2160"/>
-          </w:tcPr>
-          <w:p>
-            <w:r>
-              <w:t>精芯信息有限公司</w:t>
-            </w:r>
-          </w:p>
-        </w:tc>
-        <w:tc>
-          <w:tcPr>
-            <w:tcW w:type="dxa" w:w="2160"/>
-          </w:tcPr>
-          <w:p>
-            <w:r>
-              <w:t>消费科技</w:t>
-            </w:r>
-          </w:p>
-        </w:tc>
-        <w:tc>
-          <w:tcPr>
-            <w:tcW w:type="dxa" w:w="2160"/>
-          </w:tcPr>
-          <w:p>
-            <w:r>
-              <w:t>543亿</w:t>
-            </w:r>
-          </w:p>
-        </w:tc>
-        <w:tc>
-          <w:tcPr>
-            <w:tcW w:type="dxa" w:w="2160"/>
-          </w:tcPr>
-          <w:p>
-            <w:r>
-              <w:t>6%</w:t>
-            </w:r>
-          </w:p>
-        </w:tc>
-      </w:tr>
-      <w:tr>
-        <w:tc>
-          <w:tcPr>
-            <w:tcW w:type="dxa" w:w="2160"/>
-          </w:tcPr>
-          <w:p>
-            <w:r>
-              <w:t>和泰传媒有限公司</w:t>
-            </w:r>
-          </w:p>
-        </w:tc>
-        <w:tc>
-          <w:tcPr>
-            <w:tcW w:type="dxa" w:w="2160"/>
-          </w:tcPr>
-          <w:p>
-            <w:r>
-              <w:t>消费科技</w:t>
-            </w:r>
-          </w:p>
-        </w:tc>
-        <w:tc>
-          <w:tcPr>
-            <w:tcW w:type="dxa" w:w="2160"/>
-          </w:tcPr>
-          <w:p>
-            <w:r>
-              <w:t>601亿</w:t>
-            </w:r>
-          </w:p>
-        </w:tc>
-        <w:tc>
-          <w:tcPr>
-            <w:tcW w:type="dxa" w:w="2160"/>
-          </w:tcPr>
-          <w:p>
-            <w:r>
-              <w:t>16%</w:t>
-            </w:r>
-          </w:p>
-        </w:tc>
-      </w:tr>
-      <w:tr>
-        <w:tc>
-          <w:tcPr>
-            <w:tcW w:type="dxa" w:w="2160"/>
-          </w:tcPr>
-          <w:p>
-            <w:r>
-              <w:t>兰金电子网络有限公司</w:t>
-            </w:r>
-          </w:p>
-        </w:tc>
-        <w:tc>
-          <w:tcPr>
-            <w:tcW w:type="dxa" w:w="2160"/>
-          </w:tcPr>
-          <w:p>
-            <w:r>
-              <w:t>消费科技</w:t>
-            </w:r>
-          </w:p>
-        </w:tc>
-        <w:tc>
-          <w:tcPr>
-            <w:tcW w:type="dxa" w:w="2160"/>
-          </w:tcPr>
-          <w:p>
-            <w:r>
-              <w:t>123亿</w:t>
-            </w:r>
-          </w:p>
-        </w:tc>
-        <w:tc>
-          <w:tcPr>
-            <w:tcW w:type="dxa" w:w="2160"/>
-          </w:tcPr>
-          <w:p>
-            <w:r>
-              <w:t>24%</w:t>
-            </w:r>
-          </w:p>
-        </w:tc>
-      </w:tr>
-      <w:tr>
-        <w:tc>
-          <w:tcPr>
-            <w:tcW w:type="dxa" w:w="2160"/>
-          </w:tcPr>
-          <w:p>
-            <w:r>
-              <w:t>九方信息有限公司</w:t>
-            </w:r>
-          </w:p>
-        </w:tc>
-        <w:tc>
-          <w:tcPr>
-            <w:tcW w:type="dxa" w:w="2160"/>
-          </w:tcPr>
-          <w:p>
-            <w:r>
-              <w:t>新能源</w:t>
-            </w:r>
-          </w:p>
-        </w:tc>
-        <w:tc>
-          <w:tcPr>
-            <w:tcW w:type="dxa" w:w="2160"/>
-          </w:tcPr>
-          <w:p>
-            <w:r>
-              <w:t>523亿</w:t>
-            </w:r>
-          </w:p>
-        </w:tc>
-        <w:tc>
-          <w:tcPr>
-            <w:tcW w:type="dxa" w:w="2160"/>
-          </w:tcPr>
-          <w:p>
-            <w:r>
-              <w:t>18%</w:t>
-            </w:r>
-          </w:p>
-        </w:tc>
-      </w:tr>
-      <w:tr>
-        <w:tc>
-          <w:tcPr>
-            <w:tcW w:type="dxa" w:w="2160"/>
-          </w:tcPr>
-          <w:p>
-            <w:r>
-              <w:t>新宇龙信息传媒有限公司</w:t>
-            </w:r>
-          </w:p>
-        </w:tc>
-        <w:tc>
-          <w:tcPr>
-            <w:tcW w:type="dxa" w:w="2160"/>
-          </w:tcPr>
-          <w:p>
-            <w:r>
-              <w:t>机器人</w:t>
-            </w:r>
-          </w:p>
-        </w:tc>
-        <w:tc>
-          <w:tcPr>
-            <w:tcW w:type="dxa" w:w="2160"/>
-          </w:tcPr>
-          <w:p>
-            <w:r>
-              <w:t>333亿</w:t>
-            </w:r>
-          </w:p>
-        </w:tc>
-        <w:tc>
-          <w:tcPr>
-            <w:tcW w:type="dxa" w:w="2160"/>
-          </w:tcPr>
-          <w:p>
-            <w:r>
-              <w:t>5%</w:t>
-            </w:r>
-          </w:p>
-        </w:tc>
-      </w:tr>
-      <w:tr>
-        <w:tc>
-          <w:tcPr>
-            <w:tcW w:type="dxa" w:w="2160"/>
-          </w:tcPr>
-          <w:p>
-            <w:r>
-              <w:t>国讯网络有限公司</w:t>
-            </w:r>
-          </w:p>
-        </w:tc>
-        <w:tc>
-          <w:tcPr>
-            <w:tcW w:type="dxa" w:w="2160"/>
-          </w:tcPr>
-          <w:p>
-            <w:r>
-              <w:t>云计算</w:t>
-            </w:r>
-          </w:p>
-        </w:tc>
-        <w:tc>
-          <w:tcPr>
-            <w:tcW w:type="dxa" w:w="2160"/>
-          </w:tcPr>
-          <w:p>
-            <w:r>
-              <w:t>671亿</w:t>
-            </w:r>
-          </w:p>
-        </w:tc>
-        <w:tc>
-          <w:tcPr>
-            <w:tcW w:type="dxa" w:w="2160"/>
-          </w:tcPr>
-          <w:p>
-            <w:r>
-              <w:t>24%</w:t>
-            </w:r>
-          </w:p>
-        </w:tc>
-      </w:tr>
-      <w:tr>
-        <w:tc>
-          <w:tcPr>
-            <w:tcW w:type="dxa" w:w="2160"/>
-          </w:tcPr>
-          <w:p>
-            <w:r>
-              <w:t>新宇龙信息传媒有限公司</w:t>
-            </w:r>
-          </w:p>
-        </w:tc>
-        <w:tc>
-          <w:tcPr>
-            <w:tcW w:type="dxa" w:w="2160"/>
-          </w:tcPr>
-          <w:p>
-            <w:r>
-              <w:t>机器人</w:t>
-            </w:r>
-          </w:p>
-        </w:tc>
-        <w:tc>
-          <w:tcPr>
-            <w:tcW w:type="dxa" w:w="2160"/>
-          </w:tcPr>
-          <w:p>
-            <w:r>
-              <w:t>498亿</w:t>
-            </w:r>
-          </w:p>
-        </w:tc>
-        <w:tc>
-          <w:tcPr>
-            <w:tcW w:type="dxa" w:w="2160"/>
-          </w:tcPr>
-          <w:p>
-            <w:r>
-              <w:t>21%</w:t>
-            </w:r>
-          </w:p>
-        </w:tc>
-      </w:tr>
-      <w:tr>
-        <w:tc>
-          <w:tcPr>
-            <w:tcW w:type="dxa" w:w="2160"/>
-          </w:tcPr>
-          <w:p>
-            <w:r>
-              <w:t>新宇龙信息传媒有限公司</w:t>
-            </w:r>
-          </w:p>
-        </w:tc>
-        <w:tc>
-          <w:tcPr>
-            <w:tcW w:type="dxa" w:w="2160"/>
-          </w:tcPr>
-          <w:p>
-            <w:r>
-              <w:t>机器人</w:t>
-            </w:r>
-          </w:p>
-        </w:tc>
-        <w:tc>
-          <w:tcPr>
-            <w:tcW w:type="dxa" w:w="2160"/>
-          </w:tcPr>
-          <w:p>
-            <w:r>
-              <w:t>419亿</w:t>
-            </w:r>
-          </w:p>
-        </w:tc>
-        <w:tc>
-          <w:tcPr>
-            <w:tcW w:type="dxa" w:w="2160"/>
-          </w:tcPr>
-          <w:p>
-            <w:r>
-              <w:t>15%</w:t>
-            </w:r>
-          </w:p>
-        </w:tc>
-      </w:tr>
-      <w:tr>
-        <w:tc>
-          <w:tcPr>
-            <w:tcW w:type="dxa" w:w="2160"/>
-          </w:tcPr>
-          <w:p>
-            <w:r>
-              <w:t>鸿睿思博信息有限公司</w:t>
-            </w:r>
-          </w:p>
-        </w:tc>
-        <w:tc>
-          <w:tcPr>
-            <w:tcW w:type="dxa" w:w="2160"/>
-          </w:tcPr>
-          <w:p>
-            <w:r>
-              <w:t>半导体</w:t>
-            </w:r>
-          </w:p>
-        </w:tc>
-        <w:tc>
-          <w:tcPr>
-            <w:tcW w:type="dxa" w:w="2160"/>
-          </w:tcPr>
-          <w:p>
-            <w:r>
-              <w:t>582亿</w:t>
-            </w:r>
-          </w:p>
-        </w:tc>
-        <w:tc>
-          <w:tcPr>
-            <w:tcW w:type="dxa" w:w="2160"/>
-          </w:tcPr>
-          <w:p>
-            <w:r>
-              <w:t>28%</w:t>
-            </w:r>
-          </w:p>
-        </w:tc>
-      </w:tr>
-      <w:tr>
-        <w:tc>
-          <w:tcPr>
-            <w:tcW w:type="dxa" w:w="2160"/>
-          </w:tcPr>
-          <w:p>
-            <w:r>
-              <w:t>天益信息有限公司</w:t>
-            </w:r>
-          </w:p>
-        </w:tc>
-        <w:tc>
-          <w:tcPr>
-            <w:tcW w:type="dxa" w:w="2160"/>
-          </w:tcPr>
-          <w:p>
-            <w:r>
-              <w:t>云计算</w:t>
-            </w:r>
-          </w:p>
-        </w:tc>
-        <w:tc>
-          <w:tcPr>
-            <w:tcW w:type="dxa" w:w="2160"/>
-          </w:tcPr>
-          <w:p>
-            <w:r>
-              <w:t>656亿</w:t>
-            </w:r>
-          </w:p>
-        </w:tc>
-        <w:tc>
-          <w:tcPr>
-            <w:tcW w:type="dxa" w:w="2160"/>
-          </w:tcPr>
-          <w:p>
-            <w:r>
-              <w:t>6%</w:t>
-            </w:r>
-          </w:p>
-        </w:tc>
-      </w:tr>
-      <w:tr>
-        <w:tc>
-          <w:tcPr>
-            <w:tcW w:type="dxa" w:w="2160"/>
-          </w:tcPr>
-          <w:p>
-            <w:r>
-              <w:t>浦华众城科技有限公司</w:t>
-            </w:r>
-          </w:p>
-        </w:tc>
-        <w:tc>
-          <w:tcPr>
-            <w:tcW w:type="dxa" w:w="2160"/>
-          </w:tcPr>
-          <w:p>
-            <w:r>
-              <w:t>半导体</w:t>
-            </w:r>
-          </w:p>
-        </w:tc>
-        <w:tc>
-          <w:tcPr>
-            <w:tcW w:type="dxa" w:w="2160"/>
-          </w:tcPr>
-          <w:p>
-            <w:r>
-              <w:t>122亿</w:t>
-            </w:r>
-          </w:p>
-        </w:tc>
-        <w:tc>
-          <w:tcPr>
-            <w:tcW w:type="dxa" w:w="2160"/>
-          </w:tcPr>
-          <w:p>
-            <w:r>
-              <w:t>10%</w:t>
-            </w:r>
-          </w:p>
-        </w:tc>
-      </w:tr>
-      <w:tr>
-        <w:tc>
-          <w:tcPr>
-            <w:tcW w:type="dxa" w:w="2160"/>
-          </w:tcPr>
-          <w:p>
-            <w:r>
-              <w:t>东方峻景网络有限公司</w:t>
-            </w:r>
-          </w:p>
-        </w:tc>
-        <w:tc>
-          <w:tcPr>
-            <w:tcW w:type="dxa" w:w="2160"/>
-          </w:tcPr>
-          <w:p>
-            <w:r>
-              <w:t>机器人</w:t>
-            </w:r>
-          </w:p>
-        </w:tc>
-        <w:tc>
-          <w:tcPr>
-            <w:tcW w:type="dxa" w:w="2160"/>
-          </w:tcPr>
-          <w:p>
-            <w:r>
-              <w:t>174亿</w:t>
-            </w:r>
-          </w:p>
-        </w:tc>
-        <w:tc>
-          <w:tcPr>
-            <w:tcW w:type="dxa" w:w="2160"/>
-          </w:tcPr>
-          <w:p>
-            <w:r>
-              <w:t>28%</w:t>
-            </w:r>
-          </w:p>
-        </w:tc>
-      </w:tr>
-      <w:tr>
-        <w:tc>
-          <w:tcPr>
-            <w:tcW w:type="dxa" w:w="2160"/>
-          </w:tcPr>
-          <w:p>
-            <w:r>
-              <w:t>创亿网络有限公司</w:t>
-            </w:r>
-          </w:p>
-        </w:tc>
-        <w:tc>
-          <w:tcPr>
-            <w:tcW w:type="dxa" w:w="2160"/>
-          </w:tcPr>
-          <w:p>
-            <w:r>
-              <w:t>云计算</w:t>
-            </w:r>
-          </w:p>
-        </w:tc>
-        <w:tc>
-          <w:tcPr>
-            <w:tcW w:type="dxa" w:w="2160"/>
-          </w:tcPr>
-          <w:p>
-            <w:r>
-              <w:t>190亿</w:t>
-            </w:r>
-          </w:p>
-        </w:tc>
-        <w:tc>
-          <w:tcPr>
-            <w:tcW w:type="dxa" w:w="2160"/>
-          </w:tcPr>
-          <w:p>
-            <w:r>
-              <w:t>29%</w:t>
-            </w:r>
-          </w:p>
-        </w:tc>
-      </w:tr>
-    </w:tbl>
-    <w:p>
-      <w:pPr>
-        <w:pStyle w:val="Heading1"/>
-      </w:pPr>
-      <w:r>
-        <w:t>行业分析 3</w:t>
-      </w:r>
-    </w:p>
-    <w:p>
-      <w:r>
-        <w:br/>
-        <w:t>九方网络有限公司 是中国 新能源 行业的重要企业之一。</w:t>
-        <w:br/>
-        <w:t>根据华辰资本 投资委员会 的研究，该公司成立于 2009 年，</w:t>
-        <w:br/>
-        <w:t>目前员工规模约 7967 人。公司近年来持续加大研发投入，</w:t>
-        <w:br/>
-        <w:t>在核心技术方面形成了较强的竞争壁垒。</w:t>
-        <w:br/>
-      </w:r>
-    </w:p>
-    <w:p>
-      <w:r>
-        <w:br/>
-        <w:t>济南亿次元网络有限公司 是中国 机器人 行业的重要企业之一。</w:t>
-        <w:br/>
-        <w:t>根据华辰资本 投资策略部 的研究，该公司成立于 2012 年，</w:t>
-        <w:br/>
-        <w:t>目前员工规模约 5029 人。公司近年来持续加大研发投入，</w:t>
-        <w:br/>
-        <w:t>在核心技术方面形成了较强的竞争壁垒。</w:t>
-        <w:br/>
-      </w:r>
-    </w:p>
-    <w:p>
-      <w:r>
-        <w:br/>
-        <w:t>从产业链角度看，半导体 行业主要由上游设备厂商、</w:t>
-        <w:br/>
-        <w:t>中游平台企业以及下游应用厂商组成。</w:t>
-        <w:br/>
-        <w:t>佳禾科技有限公司 主要位于产业链的 中游 环节。</w:t>
-        <w:br/>
-      </w:r>
-    </w:p>
-    <w:p>
-      <w:r>
-        <w:br/>
-        <w:t>根据内部财务模型测算，创汇传媒有限公司 在未来三年</w:t>
-        <w:br/>
-        <w:t>收入复合增长率预计可达到 10% 左右。</w:t>
+        <w:t>收入复合增长率预计可达到 20% 左右。</w:t>
         <w:br/>
         <w:t>该预测基于行业需求增长以及公司产能扩张计划。</w:t>
         <w:br/>
@@ -1644,11 +827,11 @@
     <w:p>
       <w:r>
         <w:br/>
-        <w:t>九方网络有限公司 是中国 新能源 行业的重要企业之一。</w:t>
+        <w:t>富罳网络有限公司 是中国 新能源 行业的重要企业之一。</w:t>
         <w:br/>
-        <w:t>根据华辰资本 投资策略部 的研究，该公司成立于 2009 年，</w:t>
+        <w:t>根据华辰资本 量化研究部 的研究，该公司成立于 2019 年，</w:t>
         <w:br/>
-        <w:t>目前员工规模约 7967 人。公司近年来持续加大研发投入，</w:t>
+        <w:t>目前员工规模约 3621 人。公司近年来持续加大研发投入，</w:t>
         <w:br/>
         <w:t>在核心技术方面形成了较强的竞争壁垒。</w:t>
         <w:br/>
@@ -1657,18 +840,835 @@
     <w:p>
       <w:r>
         <w:br/>
-        <w:t>从产业链角度看，医疗科技 行业主要由上游设备厂商、</w:t>
+        <w:t>华辰资本旗下的 HC AI Innovation Fund 在最近的资产配置会议中</w:t>
         <w:br/>
-        <w:t>中游平台企业以及下游应用厂商组成。</w:t>
+        <w:t>讨论了 消费科技 行业的投资机会，并对 飞海科技传媒有限公司</w:t>
         <w:br/>
-        <w:t>富罳信息有限公司 主要位于产业链的 下游 环节。</w:t>
+        <w:t>进行了重点评估。</w:t>
         <w:br/>
       </w:r>
     </w:p>
     <w:p>
       <w:r>
         <w:br/>
-        <w:t>风险管理部认为，云计算 行业仍然面临若干</w:t>
+        <w:t>从产业链角度看，消费科技 行业主要由上游设备厂商、</w:t>
+        <w:br/>
+        <w:t>中游平台企业以及下游应用厂商组成。</w:t>
+        <w:br/>
+        <w:t>联通时科传媒有限公司 主要位于产业链的 中游 环节。</w:t>
+        <w:br/>
+      </w:r>
+    </w:p>
+    <w:p>
+      <w:r>
+        <w:br/>
+        <w:t>精芯信息有限公司 是中国 半导体 行业的重要企业之一。</w:t>
+        <w:br/>
+        <w:t>根据华辰资本 量化研究部 的研究，该公司成立于 2019 年，</w:t>
+        <w:br/>
+        <w:t>目前员工规模约 5163 人。公司近年来持续加大研发投入，</w:t>
+        <w:br/>
+        <w:t>在核心技术方面形成了较强的竞争壁垒。</w:t>
+        <w:br/>
+      </w:r>
+    </w:p>
+    <w:p>
+      <w:r>
+        <w:br/>
+        <w:t>风险管理部认为，消费科技 行业仍然面临若干</w:t>
+        <w:br/>
+        <w:t>不确定性因素，包括技术迭代风险、政策变化、</w:t>
+        <w:br/>
+        <w:t>以及市场竞争加剧等问题。</w:t>
+        <w:br/>
+      </w:r>
+    </w:p>
+    <w:p>
+      <w:r>
+        <w:br/>
+        <w:t>华辰资本旗下的 HC Energy Transition Fund 在最近的资产配置会议中</w:t>
+        <w:br/>
+        <w:t>讨论了 半导体 行业的投资机会，并对 精芯信息有限公司</w:t>
+        <w:br/>
+        <w:t>进行了重点评估。</w:t>
+        <w:br/>
+      </w:r>
+    </w:p>
+    <w:tbl>
+      <w:tblPr>
+        <w:tblW w:type="auto" w:w="0"/>
+        <w:tblLook w:firstColumn="1" w:firstRow="1" w:lastColumn="0" w:lastRow="0" w:noHBand="0" w:noVBand="1" w:val="04A0"/>
+      </w:tblPr>
+      <w:tblGrid>
+        <w:gridCol w:w="2160"/>
+        <w:gridCol w:w="2160"/>
+        <w:gridCol w:w="2160"/>
+        <w:gridCol w:w="2160"/>
+      </w:tblGrid>
+      <w:tr>
+        <w:tc>
+          <w:tcPr>
+            <w:tcW w:type="dxa" w:w="2160"/>
+          </w:tcPr>
+          <w:p>
+            <w:r>
+              <w:t>公司</w:t>
+            </w:r>
+          </w:p>
+        </w:tc>
+        <w:tc>
+          <w:tcPr>
+            <w:tcW w:type="dxa" w:w="2160"/>
+          </w:tcPr>
+          <w:p>
+            <w:r>
+              <w:t>行业</w:t>
+            </w:r>
+          </w:p>
+        </w:tc>
+        <w:tc>
+          <w:tcPr>
+            <w:tcW w:type="dxa" w:w="2160"/>
+          </w:tcPr>
+          <w:p>
+            <w:r>
+              <w:t>市值</w:t>
+            </w:r>
+          </w:p>
+        </w:tc>
+        <w:tc>
+          <w:tcPr>
+            <w:tcW w:type="dxa" w:w="2160"/>
+          </w:tcPr>
+          <w:p>
+            <w:r>
+              <w:t>增长率</w:t>
+            </w:r>
+          </w:p>
+        </w:tc>
+      </w:tr>
+      <w:tr>
+        <w:tc>
+          <w:tcPr>
+            <w:tcW w:type="dxa" w:w="2160"/>
+          </w:tcPr>
+          <w:p>
+            <w:r>
+              <w:t>昂歌信息信息有限公司</w:t>
+            </w:r>
+          </w:p>
+        </w:tc>
+        <w:tc>
+          <w:tcPr>
+            <w:tcW w:type="dxa" w:w="2160"/>
+          </w:tcPr>
+          <w:p>
+            <w:r>
+              <w:t>消费科技</w:t>
+            </w:r>
+          </w:p>
+        </w:tc>
+        <w:tc>
+          <w:tcPr>
+            <w:tcW w:type="dxa" w:w="2160"/>
+          </w:tcPr>
+          <w:p>
+            <w:r>
+              <w:t>791亿</w:t>
+            </w:r>
+          </w:p>
+        </w:tc>
+        <w:tc>
+          <w:tcPr>
+            <w:tcW w:type="dxa" w:w="2160"/>
+          </w:tcPr>
+          <w:p>
+            <w:r>
+              <w:t>7%</w:t>
+            </w:r>
+          </w:p>
+        </w:tc>
+      </w:tr>
+      <w:tr>
+        <w:tc>
+          <w:tcPr>
+            <w:tcW w:type="dxa" w:w="2160"/>
+          </w:tcPr>
+          <w:p>
+            <w:r>
+              <w:t>创汇传媒有限公司</w:t>
+            </w:r>
+          </w:p>
+        </w:tc>
+        <w:tc>
+          <w:tcPr>
+            <w:tcW w:type="dxa" w:w="2160"/>
+          </w:tcPr>
+          <w:p>
+            <w:r>
+              <w:t>新能源</w:t>
+            </w:r>
+          </w:p>
+        </w:tc>
+        <w:tc>
+          <w:tcPr>
+            <w:tcW w:type="dxa" w:w="2160"/>
+          </w:tcPr>
+          <w:p>
+            <w:r>
+              <w:t>347亿</w:t>
+            </w:r>
+          </w:p>
+        </w:tc>
+        <w:tc>
+          <w:tcPr>
+            <w:tcW w:type="dxa" w:w="2160"/>
+          </w:tcPr>
+          <w:p>
+            <w:r>
+              <w:t>15%</w:t>
+            </w:r>
+          </w:p>
+        </w:tc>
+      </w:tr>
+      <w:tr>
+        <w:tc>
+          <w:tcPr>
+            <w:tcW w:type="dxa" w:w="2160"/>
+          </w:tcPr>
+          <w:p>
+            <w:r>
+              <w:t>戴硕电子网络有限公司</w:t>
+            </w:r>
+          </w:p>
+        </w:tc>
+        <w:tc>
+          <w:tcPr>
+            <w:tcW w:type="dxa" w:w="2160"/>
+          </w:tcPr>
+          <w:p>
+            <w:r>
+              <w:t>新能源</w:t>
+            </w:r>
+          </w:p>
+        </w:tc>
+        <w:tc>
+          <w:tcPr>
+            <w:tcW w:type="dxa" w:w="2160"/>
+          </w:tcPr>
+          <w:p>
+            <w:r>
+              <w:t>613亿</w:t>
+            </w:r>
+          </w:p>
+        </w:tc>
+        <w:tc>
+          <w:tcPr>
+            <w:tcW w:type="dxa" w:w="2160"/>
+          </w:tcPr>
+          <w:p>
+            <w:r>
+              <w:t>27%</w:t>
+            </w:r>
+          </w:p>
+        </w:tc>
+      </w:tr>
+      <w:tr>
+        <w:tc>
+          <w:tcPr>
+            <w:tcW w:type="dxa" w:w="2160"/>
+          </w:tcPr>
+          <w:p>
+            <w:r>
+              <w:t>浦华众城网络有限公司</w:t>
+            </w:r>
+          </w:p>
+        </w:tc>
+        <w:tc>
+          <w:tcPr>
+            <w:tcW w:type="dxa" w:w="2160"/>
+          </w:tcPr>
+          <w:p>
+            <w:r>
+              <w:t>新能源</w:t>
+            </w:r>
+          </w:p>
+        </w:tc>
+        <w:tc>
+          <w:tcPr>
+            <w:tcW w:type="dxa" w:w="2160"/>
+          </w:tcPr>
+          <w:p>
+            <w:r>
+              <w:t>357亿</w:t>
+            </w:r>
+          </w:p>
+        </w:tc>
+        <w:tc>
+          <w:tcPr>
+            <w:tcW w:type="dxa" w:w="2160"/>
+          </w:tcPr>
+          <w:p>
+            <w:r>
+              <w:t>26%</w:t>
+            </w:r>
+          </w:p>
+        </w:tc>
+      </w:tr>
+      <w:tr>
+        <w:tc>
+          <w:tcPr>
+            <w:tcW w:type="dxa" w:w="2160"/>
+          </w:tcPr>
+          <w:p>
+            <w:r>
+              <w:t>华成育卓传媒有限公司</w:t>
+            </w:r>
+          </w:p>
+        </w:tc>
+        <w:tc>
+          <w:tcPr>
+            <w:tcW w:type="dxa" w:w="2160"/>
+          </w:tcPr>
+          <w:p>
+            <w:r>
+              <w:t>人工智能</w:t>
+            </w:r>
+          </w:p>
+        </w:tc>
+        <w:tc>
+          <w:tcPr>
+            <w:tcW w:type="dxa" w:w="2160"/>
+          </w:tcPr>
+          <w:p>
+            <w:r>
+              <w:t>729亿</w:t>
+            </w:r>
+          </w:p>
+        </w:tc>
+        <w:tc>
+          <w:tcPr>
+            <w:tcW w:type="dxa" w:w="2160"/>
+          </w:tcPr>
+          <w:p>
+            <w:r>
+              <w:t>28%</w:t>
+            </w:r>
+          </w:p>
+        </w:tc>
+      </w:tr>
+      <w:tr>
+        <w:tc>
+          <w:tcPr>
+            <w:tcW w:type="dxa" w:w="2160"/>
+          </w:tcPr>
+          <w:p>
+            <w:r>
+              <w:t>艾提科信科技有限公司</w:t>
+            </w:r>
+          </w:p>
+        </w:tc>
+        <w:tc>
+          <w:tcPr>
+            <w:tcW w:type="dxa" w:w="2160"/>
+          </w:tcPr>
+          <w:p>
+            <w:r>
+              <w:t>云计算</w:t>
+            </w:r>
+          </w:p>
+        </w:tc>
+        <w:tc>
+          <w:tcPr>
+            <w:tcW w:type="dxa" w:w="2160"/>
+          </w:tcPr>
+          <w:p>
+            <w:r>
+              <w:t>203亿</w:t>
+            </w:r>
+          </w:p>
+        </w:tc>
+        <w:tc>
+          <w:tcPr>
+            <w:tcW w:type="dxa" w:w="2160"/>
+          </w:tcPr>
+          <w:p>
+            <w:r>
+              <w:t>8%</w:t>
+            </w:r>
+          </w:p>
+        </w:tc>
+      </w:tr>
+      <w:tr>
+        <w:tc>
+          <w:tcPr>
+            <w:tcW w:type="dxa" w:w="2160"/>
+          </w:tcPr>
+          <w:p>
+            <w:r>
+              <w:t>戴硕电子网络有限公司</w:t>
+            </w:r>
+          </w:p>
+        </w:tc>
+        <w:tc>
+          <w:tcPr>
+            <w:tcW w:type="dxa" w:w="2160"/>
+          </w:tcPr>
+          <w:p>
+            <w:r>
+              <w:t>新能源</w:t>
+            </w:r>
+          </w:p>
+        </w:tc>
+        <w:tc>
+          <w:tcPr>
+            <w:tcW w:type="dxa" w:w="2160"/>
+          </w:tcPr>
+          <w:p>
+            <w:r>
+              <w:t>125亿</w:t>
+            </w:r>
+          </w:p>
+        </w:tc>
+        <w:tc>
+          <w:tcPr>
+            <w:tcW w:type="dxa" w:w="2160"/>
+          </w:tcPr>
+          <w:p>
+            <w:r>
+              <w:t>13%</w:t>
+            </w:r>
+          </w:p>
+        </w:tc>
+      </w:tr>
+      <w:tr>
+        <w:tc>
+          <w:tcPr>
+            <w:tcW w:type="dxa" w:w="2160"/>
+          </w:tcPr>
+          <w:p>
+            <w:r>
+              <w:t>飞利信科技有限公司</w:t>
+            </w:r>
+          </w:p>
+        </w:tc>
+        <w:tc>
+          <w:tcPr>
+            <w:tcW w:type="dxa" w:w="2160"/>
+          </w:tcPr>
+          <w:p>
+            <w:r>
+              <w:t>人工智能</w:t>
+            </w:r>
+          </w:p>
+        </w:tc>
+        <w:tc>
+          <w:tcPr>
+            <w:tcW w:type="dxa" w:w="2160"/>
+          </w:tcPr>
+          <w:p>
+            <w:r>
+              <w:t>145亿</w:t>
+            </w:r>
+          </w:p>
+        </w:tc>
+        <w:tc>
+          <w:tcPr>
+            <w:tcW w:type="dxa" w:w="2160"/>
+          </w:tcPr>
+          <w:p>
+            <w:r>
+              <w:t>17%</w:t>
+            </w:r>
+          </w:p>
+        </w:tc>
+      </w:tr>
+      <w:tr>
+        <w:tc>
+          <w:tcPr>
+            <w:tcW w:type="dxa" w:w="2160"/>
+          </w:tcPr>
+          <w:p>
+            <w:r>
+              <w:t>华成育卓科技有限公司</w:t>
+            </w:r>
+          </w:p>
+        </w:tc>
+        <w:tc>
+          <w:tcPr>
+            <w:tcW w:type="dxa" w:w="2160"/>
+          </w:tcPr>
+          <w:p>
+            <w:r>
+              <w:t>医疗科技</w:t>
+            </w:r>
+          </w:p>
+        </w:tc>
+        <w:tc>
+          <w:tcPr>
+            <w:tcW w:type="dxa" w:w="2160"/>
+          </w:tcPr>
+          <w:p>
+            <w:r>
+              <w:t>153亿</w:t>
+            </w:r>
+          </w:p>
+        </w:tc>
+        <w:tc>
+          <w:tcPr>
+            <w:tcW w:type="dxa" w:w="2160"/>
+          </w:tcPr>
+          <w:p>
+            <w:r>
+              <w:t>19%</w:t>
+            </w:r>
+          </w:p>
+        </w:tc>
+      </w:tr>
+      <w:tr>
+        <w:tc>
+          <w:tcPr>
+            <w:tcW w:type="dxa" w:w="2160"/>
+          </w:tcPr>
+          <w:p>
+            <w:r>
+              <w:t>精芯信息有限公司</w:t>
+            </w:r>
+          </w:p>
+        </w:tc>
+        <w:tc>
+          <w:tcPr>
+            <w:tcW w:type="dxa" w:w="2160"/>
+          </w:tcPr>
+          <w:p>
+            <w:r>
+              <w:t>半导体</w:t>
+            </w:r>
+          </w:p>
+        </w:tc>
+        <w:tc>
+          <w:tcPr>
+            <w:tcW w:type="dxa" w:w="2160"/>
+          </w:tcPr>
+          <w:p>
+            <w:r>
+              <w:t>605亿</w:t>
+            </w:r>
+          </w:p>
+        </w:tc>
+        <w:tc>
+          <w:tcPr>
+            <w:tcW w:type="dxa" w:w="2160"/>
+          </w:tcPr>
+          <w:p>
+            <w:r>
+              <w:t>11%</w:t>
+            </w:r>
+          </w:p>
+        </w:tc>
+      </w:tr>
+      <w:tr>
+        <w:tc>
+          <w:tcPr>
+            <w:tcW w:type="dxa" w:w="2160"/>
+          </w:tcPr>
+          <w:p>
+            <w:r>
+              <w:t>艾提科信科技有限公司</w:t>
+            </w:r>
+          </w:p>
+        </w:tc>
+        <w:tc>
+          <w:tcPr>
+            <w:tcW w:type="dxa" w:w="2160"/>
+          </w:tcPr>
+          <w:p>
+            <w:r>
+              <w:t>云计算</w:t>
+            </w:r>
+          </w:p>
+        </w:tc>
+        <w:tc>
+          <w:tcPr>
+            <w:tcW w:type="dxa" w:w="2160"/>
+          </w:tcPr>
+          <w:p>
+            <w:r>
+              <w:t>403亿</w:t>
+            </w:r>
+          </w:p>
+        </w:tc>
+        <w:tc>
+          <w:tcPr>
+            <w:tcW w:type="dxa" w:w="2160"/>
+          </w:tcPr>
+          <w:p>
+            <w:r>
+              <w:t>15%</w:t>
+            </w:r>
+          </w:p>
+        </w:tc>
+      </w:tr>
+      <w:tr>
+        <w:tc>
+          <w:tcPr>
+            <w:tcW w:type="dxa" w:w="2160"/>
+          </w:tcPr>
+          <w:p>
+            <w:r>
+              <w:t>联通时科传媒有限公司</w:t>
+            </w:r>
+          </w:p>
+        </w:tc>
+        <w:tc>
+          <w:tcPr>
+            <w:tcW w:type="dxa" w:w="2160"/>
+          </w:tcPr>
+          <w:p>
+            <w:r>
+              <w:t>消费科技</w:t>
+            </w:r>
+          </w:p>
+        </w:tc>
+        <w:tc>
+          <w:tcPr>
+            <w:tcW w:type="dxa" w:w="2160"/>
+          </w:tcPr>
+          <w:p>
+            <w:r>
+              <w:t>748亿</w:t>
+            </w:r>
+          </w:p>
+        </w:tc>
+        <w:tc>
+          <w:tcPr>
+            <w:tcW w:type="dxa" w:w="2160"/>
+          </w:tcPr>
+          <w:p>
+            <w:r>
+              <w:t>22%</w:t>
+            </w:r>
+          </w:p>
+        </w:tc>
+      </w:tr>
+      <w:tr>
+        <w:tc>
+          <w:tcPr>
+            <w:tcW w:type="dxa" w:w="2160"/>
+          </w:tcPr>
+          <w:p>
+            <w:r>
+              <w:t>飞利信科技有限公司</w:t>
+            </w:r>
+          </w:p>
+        </w:tc>
+        <w:tc>
+          <w:tcPr>
+            <w:tcW w:type="dxa" w:w="2160"/>
+          </w:tcPr>
+          <w:p>
+            <w:r>
+              <w:t>人工智能</w:t>
+            </w:r>
+          </w:p>
+        </w:tc>
+        <w:tc>
+          <w:tcPr>
+            <w:tcW w:type="dxa" w:w="2160"/>
+          </w:tcPr>
+          <w:p>
+            <w:r>
+              <w:t>746亿</w:t>
+            </w:r>
+          </w:p>
+        </w:tc>
+        <w:tc>
+          <w:tcPr>
+            <w:tcW w:type="dxa" w:w="2160"/>
+          </w:tcPr>
+          <w:p>
+            <w:r>
+              <w:t>14%</w:t>
+            </w:r>
+          </w:p>
+        </w:tc>
+      </w:tr>
+      <w:tr>
+        <w:tc>
+          <w:tcPr>
+            <w:tcW w:type="dxa" w:w="2160"/>
+          </w:tcPr>
+          <w:p>
+            <w:r>
+              <w:t>富罳网络有限公司</w:t>
+            </w:r>
+          </w:p>
+        </w:tc>
+        <w:tc>
+          <w:tcPr>
+            <w:tcW w:type="dxa" w:w="2160"/>
+          </w:tcPr>
+          <w:p>
+            <w:r>
+              <w:t>新能源</w:t>
+            </w:r>
+          </w:p>
+        </w:tc>
+        <w:tc>
+          <w:tcPr>
+            <w:tcW w:type="dxa" w:w="2160"/>
+          </w:tcPr>
+          <w:p>
+            <w:r>
+              <w:t>768亿</w:t>
+            </w:r>
+          </w:p>
+        </w:tc>
+        <w:tc>
+          <w:tcPr>
+            <w:tcW w:type="dxa" w:w="2160"/>
+          </w:tcPr>
+          <w:p>
+            <w:r>
+              <w:t>30%</w:t>
+            </w:r>
+          </w:p>
+        </w:tc>
+      </w:tr>
+      <w:tr>
+        <w:tc>
+          <w:tcPr>
+            <w:tcW w:type="dxa" w:w="2160"/>
+          </w:tcPr>
+          <w:p>
+            <w:r>
+              <w:t>毕博诚信息有限公司</w:t>
+            </w:r>
+          </w:p>
+        </w:tc>
+        <w:tc>
+          <w:tcPr>
+            <w:tcW w:type="dxa" w:w="2160"/>
+          </w:tcPr>
+          <w:p>
+            <w:r>
+              <w:t>机器人</w:t>
+            </w:r>
+          </w:p>
+        </w:tc>
+        <w:tc>
+          <w:tcPr>
+            <w:tcW w:type="dxa" w:w="2160"/>
+          </w:tcPr>
+          <w:p>
+            <w:r>
+              <w:t>396亿</w:t>
+            </w:r>
+          </w:p>
+        </w:tc>
+        <w:tc>
+          <w:tcPr>
+            <w:tcW w:type="dxa" w:w="2160"/>
+          </w:tcPr>
+          <w:p>
+            <w:r>
+              <w:t>9%</w:t>
+            </w:r>
+          </w:p>
+        </w:tc>
+      </w:tr>
+    </w:tbl>
+    <w:p>
+      <w:pPr>
+        <w:pStyle w:val="Heading1"/>
+      </w:pPr>
+      <w:r>
+        <w:t>行业分析 3</w:t>
+      </w:r>
+    </w:p>
+    <w:p>
+      <w:r>
+        <w:br/>
+        <w:t>风险管理部认为，人工智能 行业仍然面临若干</w:t>
+        <w:br/>
+        <w:t>不确定性因素，包括技术迭代风险、政策变化、</w:t>
+        <w:br/>
+        <w:t>以及市场竞争加剧等问题。</w:t>
+        <w:br/>
+      </w:r>
+    </w:p>
+    <w:p>
+      <w:r>
+        <w:br/>
+        <w:t>华辰资本旗下的 HC AI Innovation Fund 在最近的资产配置会议中</w:t>
+        <w:br/>
+        <w:t>讨论了 人工智能 行业的投资机会，并对 方正科技传媒有限公司</w:t>
+        <w:br/>
+        <w:t>进行了重点评估。</w:t>
+        <w:br/>
+      </w:r>
+    </w:p>
+    <w:p>
+      <w:r>
+        <w:br/>
+        <w:t>从产业链角度看，新能源 行业主要由上游设备厂商、</w:t>
+        <w:br/>
+        <w:t>中游平台企业以及下游应用厂商组成。</w:t>
+        <w:br/>
+        <w:t>恩悌网络有限公司 主要位于产业链的 中游 环节。</w:t>
+        <w:br/>
+      </w:r>
+    </w:p>
+    <w:p>
+      <w:r>
+        <w:br/>
+        <w:t>从产业链角度看，新能源 行业主要由上游设备厂商、</w:t>
+        <w:br/>
+        <w:t>中游平台企业以及下游应用厂商组成。</w:t>
+        <w:br/>
+        <w:t>浦华众城网络有限公司 主要位于产业链的 下游 环节。</w:t>
+        <w:br/>
+      </w:r>
+    </w:p>
+    <w:p>
+      <w:r>
+        <w:br/>
+        <w:t>华成育卓传媒有限公司 是中国 人工智能 行业的重要企业之一。</w:t>
+        <w:br/>
+        <w:t>根据华辰资本 风险管理部 的研究，该公司成立于 2006 年，</w:t>
+        <w:br/>
+        <w:t>目前员工规模约 7579 人。公司近年来持续加大研发投入，</w:t>
+        <w:br/>
+        <w:t>在核心技术方面形成了较强的竞争壁垒。</w:t>
+        <w:br/>
+      </w:r>
+    </w:p>
+    <w:p>
+      <w:r>
+        <w:br/>
+        <w:t>从产业链角度看，消费科技 行业主要由上游设备厂商、</w:t>
+        <w:br/>
+        <w:t>中游平台企业以及下游应用厂商组成。</w:t>
+        <w:br/>
+        <w:t>鑫博腾飞信息有限公司 主要位于产业链的 上游 环节。</w:t>
+        <w:br/>
+      </w:r>
+    </w:p>
+    <w:p>
+      <w:r>
+        <w:br/>
+        <w:t>华辰资本旗下的 HC AI Innovation Fund 在最近的资产配置会议中</w:t>
+        <w:br/>
+        <w:t>讨论了 人工智能 行业的投资机会，并对 明腾传媒有限公司</w:t>
+        <w:br/>
+        <w:t>进行了重点评估。</w:t>
+        <w:br/>
+      </w:r>
+    </w:p>
+    <w:p>
+      <w:r>
+        <w:br/>
+        <w:t>风险管理部认为，医疗科技 行业仍然面临若干</w:t>
         <w:br/>
         <w:t>不确定性因素，包括技术迭代风险、政策变化、</w:t>
         <w:br/>
@@ -1736,37 +1736,37 @@
           </w:tcPr>
           <w:p>
             <w:r>
-              <w:t>立信电子网络有限公司</w:t>
-            </w:r>
-          </w:p>
-        </w:tc>
-        <w:tc>
-          <w:tcPr>
-            <w:tcW w:type="dxa" w:w="2160"/>
-          </w:tcPr>
-          <w:p>
-            <w:r>
-              <w:t>云计算</w:t>
-            </w:r>
-          </w:p>
-        </w:tc>
-        <w:tc>
-          <w:tcPr>
-            <w:tcW w:type="dxa" w:w="2160"/>
-          </w:tcPr>
-          <w:p>
-            <w:r>
-              <w:t>365亿</w:t>
-            </w:r>
-          </w:p>
-        </w:tc>
-        <w:tc>
-          <w:tcPr>
-            <w:tcW w:type="dxa" w:w="2160"/>
-          </w:tcPr>
-          <w:p>
-            <w:r>
-              <w:t>6%</w:t>
+              <w:t>图龙信息传媒有限公司</w:t>
+            </w:r>
+          </w:p>
+        </w:tc>
+        <w:tc>
+          <w:tcPr>
+            <w:tcW w:type="dxa" w:w="2160"/>
+          </w:tcPr>
+          <w:p>
+            <w:r>
+              <w:t>机器人</w:t>
+            </w:r>
+          </w:p>
+        </w:tc>
+        <w:tc>
+          <w:tcPr>
+            <w:tcW w:type="dxa" w:w="2160"/>
+          </w:tcPr>
+          <w:p>
+            <w:r>
+              <w:t>436亿</w:t>
+            </w:r>
+          </w:p>
+        </w:tc>
+        <w:tc>
+          <w:tcPr>
+            <w:tcW w:type="dxa" w:w="2160"/>
+          </w:tcPr>
+          <w:p>
+            <w:r>
+              <w:t>28%</w:t>
             </w:r>
           </w:p>
         </w:tc>
@@ -1778,37 +1778,37 @@
           </w:tcPr>
           <w:p>
             <w:r>
-              <w:t>佳禾科技有限公司</w:t>
-            </w:r>
-          </w:p>
-        </w:tc>
-        <w:tc>
-          <w:tcPr>
-            <w:tcW w:type="dxa" w:w="2160"/>
-          </w:tcPr>
-          <w:p>
-            <w:r>
-              <w:t>半导体</w:t>
-            </w:r>
-          </w:p>
-        </w:tc>
-        <w:tc>
-          <w:tcPr>
-            <w:tcW w:type="dxa" w:w="2160"/>
-          </w:tcPr>
-          <w:p>
-            <w:r>
-              <w:t>397亿</w:t>
-            </w:r>
-          </w:p>
-        </w:tc>
-        <w:tc>
-          <w:tcPr>
-            <w:tcW w:type="dxa" w:w="2160"/>
-          </w:tcPr>
-          <w:p>
-            <w:r>
-              <w:t>28%</w:t>
+              <w:t>天开科技有限公司</w:t>
+            </w:r>
+          </w:p>
+        </w:tc>
+        <w:tc>
+          <w:tcPr>
+            <w:tcW w:type="dxa" w:w="2160"/>
+          </w:tcPr>
+          <w:p>
+            <w:r>
+              <w:t>消费科技</w:t>
+            </w:r>
+          </w:p>
+        </w:tc>
+        <w:tc>
+          <w:tcPr>
+            <w:tcW w:type="dxa" w:w="2160"/>
+          </w:tcPr>
+          <w:p>
+            <w:r>
+              <w:t>757亿</w:t>
+            </w:r>
+          </w:p>
+        </w:tc>
+        <w:tc>
+          <w:tcPr>
+            <w:tcW w:type="dxa" w:w="2160"/>
+          </w:tcPr>
+          <w:p>
+            <w:r>
+              <w:t>8%</w:t>
             </w:r>
           </w:p>
         </w:tc>
@@ -1820,37 +1820,37 @@
           </w:tcPr>
           <w:p>
             <w:r>
-              <w:t>富罳信息有限公司</w:t>
-            </w:r>
-          </w:p>
-        </w:tc>
-        <w:tc>
-          <w:tcPr>
-            <w:tcW w:type="dxa" w:w="2160"/>
-          </w:tcPr>
-          <w:p>
-            <w:r>
-              <w:t>医疗科技</w:t>
-            </w:r>
-          </w:p>
-        </w:tc>
-        <w:tc>
-          <w:tcPr>
-            <w:tcW w:type="dxa" w:w="2160"/>
-          </w:tcPr>
-          <w:p>
-            <w:r>
-              <w:t>422亿</w:t>
-            </w:r>
-          </w:p>
-        </w:tc>
-        <w:tc>
-          <w:tcPr>
-            <w:tcW w:type="dxa" w:w="2160"/>
-          </w:tcPr>
-          <w:p>
-            <w:r>
-              <w:t>22%</w:t>
+              <w:t>泰麒麟网络有限公司</w:t>
+            </w:r>
+          </w:p>
+        </w:tc>
+        <w:tc>
+          <w:tcPr>
+            <w:tcW w:type="dxa" w:w="2160"/>
+          </w:tcPr>
+          <w:p>
+            <w:r>
+              <w:t>云计算</w:t>
+            </w:r>
+          </w:p>
+        </w:tc>
+        <w:tc>
+          <w:tcPr>
+            <w:tcW w:type="dxa" w:w="2160"/>
+          </w:tcPr>
+          <w:p>
+            <w:r>
+              <w:t>751亿</w:t>
+            </w:r>
+          </w:p>
+        </w:tc>
+        <w:tc>
+          <w:tcPr>
+            <w:tcW w:type="dxa" w:w="2160"/>
+          </w:tcPr>
+          <w:p>
+            <w:r>
+              <w:t>12%</w:t>
             </w:r>
           </w:p>
         </w:tc>
@@ -1862,37 +1862,37 @@
           </w:tcPr>
           <w:p>
             <w:r>
-              <w:t>迪摩科技有限公司</w:t>
-            </w:r>
-          </w:p>
-        </w:tc>
-        <w:tc>
-          <w:tcPr>
-            <w:tcW w:type="dxa" w:w="2160"/>
-          </w:tcPr>
-          <w:p>
-            <w:r>
-              <w:t>人工智能</w:t>
-            </w:r>
-          </w:p>
-        </w:tc>
-        <w:tc>
-          <w:tcPr>
-            <w:tcW w:type="dxa" w:w="2160"/>
-          </w:tcPr>
-          <w:p>
-            <w:r>
-              <w:t>298亿</w:t>
-            </w:r>
-          </w:p>
-        </w:tc>
-        <w:tc>
-          <w:tcPr>
-            <w:tcW w:type="dxa" w:w="2160"/>
-          </w:tcPr>
-          <w:p>
-            <w:r>
-              <w:t>29%</w:t>
+              <w:t>创汇传媒有限公司</w:t>
+            </w:r>
+          </w:p>
+        </w:tc>
+        <w:tc>
+          <w:tcPr>
+            <w:tcW w:type="dxa" w:w="2160"/>
+          </w:tcPr>
+          <w:p>
+            <w:r>
+              <w:t>新能源</w:t>
+            </w:r>
+          </w:p>
+        </w:tc>
+        <w:tc>
+          <w:tcPr>
+            <w:tcW w:type="dxa" w:w="2160"/>
+          </w:tcPr>
+          <w:p>
+            <w:r>
+              <w:t>510亿</w:t>
+            </w:r>
+          </w:p>
+        </w:tc>
+        <w:tc>
+          <w:tcPr>
+            <w:tcW w:type="dxa" w:w="2160"/>
+          </w:tcPr>
+          <w:p>
+            <w:r>
+              <w:t>14%</w:t>
             </w:r>
           </w:p>
         </w:tc>
@@ -1904,37 +1904,37 @@
           </w:tcPr>
           <w:p>
             <w:r>
-              <w:t>鸿睿思博网络有限公司</w:t>
-            </w:r>
-          </w:p>
-        </w:tc>
-        <w:tc>
-          <w:tcPr>
-            <w:tcW w:type="dxa" w:w="2160"/>
-          </w:tcPr>
-          <w:p>
-            <w:r>
-              <w:t>新能源</w:t>
-            </w:r>
-          </w:p>
-        </w:tc>
-        <w:tc>
-          <w:tcPr>
-            <w:tcW w:type="dxa" w:w="2160"/>
-          </w:tcPr>
-          <w:p>
-            <w:r>
-              <w:t>325亿</w:t>
-            </w:r>
-          </w:p>
-        </w:tc>
-        <w:tc>
-          <w:tcPr>
-            <w:tcW w:type="dxa" w:w="2160"/>
-          </w:tcPr>
-          <w:p>
-            <w:r>
-              <w:t>30%</w:t>
+              <w:t>精芯信息有限公司</w:t>
+            </w:r>
+          </w:p>
+        </w:tc>
+        <w:tc>
+          <w:tcPr>
+            <w:tcW w:type="dxa" w:w="2160"/>
+          </w:tcPr>
+          <w:p>
+            <w:r>
+              <w:t>半导体</w:t>
+            </w:r>
+          </w:p>
+        </w:tc>
+        <w:tc>
+          <w:tcPr>
+            <w:tcW w:type="dxa" w:w="2160"/>
+          </w:tcPr>
+          <w:p>
+            <w:r>
+              <w:t>266亿</w:t>
+            </w:r>
+          </w:p>
+        </w:tc>
+        <w:tc>
+          <w:tcPr>
+            <w:tcW w:type="dxa" w:w="2160"/>
+          </w:tcPr>
+          <w:p>
+            <w:r>
+              <w:t>15%</w:t>
             </w:r>
           </w:p>
         </w:tc>
@@ -1946,37 +1946,37 @@
           </w:tcPr>
           <w:p>
             <w:r>
-              <w:t>精芯信息有限公司</w:t>
-            </w:r>
-          </w:p>
-        </w:tc>
-        <w:tc>
-          <w:tcPr>
-            <w:tcW w:type="dxa" w:w="2160"/>
-          </w:tcPr>
-          <w:p>
-            <w:r>
-              <w:t>消费科技</w:t>
-            </w:r>
-          </w:p>
-        </w:tc>
-        <w:tc>
-          <w:tcPr>
-            <w:tcW w:type="dxa" w:w="2160"/>
-          </w:tcPr>
-          <w:p>
-            <w:r>
-              <w:t>325亿</w:t>
-            </w:r>
-          </w:p>
-        </w:tc>
-        <w:tc>
-          <w:tcPr>
-            <w:tcW w:type="dxa" w:w="2160"/>
-          </w:tcPr>
-          <w:p>
-            <w:r>
-              <w:t>19%</w:t>
+              <w:t>毕博诚信息有限公司</w:t>
+            </w:r>
+          </w:p>
+        </w:tc>
+        <w:tc>
+          <w:tcPr>
+            <w:tcW w:type="dxa" w:w="2160"/>
+          </w:tcPr>
+          <w:p>
+            <w:r>
+              <w:t>机器人</w:t>
+            </w:r>
+          </w:p>
+        </w:tc>
+        <w:tc>
+          <w:tcPr>
+            <w:tcW w:type="dxa" w:w="2160"/>
+          </w:tcPr>
+          <w:p>
+            <w:r>
+              <w:t>468亿</w:t>
+            </w:r>
+          </w:p>
+        </w:tc>
+        <w:tc>
+          <w:tcPr>
+            <w:tcW w:type="dxa" w:w="2160"/>
+          </w:tcPr>
+          <w:p>
+            <w:r>
+              <w:t>5%</w:t>
             </w:r>
           </w:p>
         </w:tc>
@@ -1988,37 +1988,37 @@
           </w:tcPr>
           <w:p>
             <w:r>
-              <w:t>和泰科技有限公司</w:t>
-            </w:r>
-          </w:p>
-        </w:tc>
-        <w:tc>
-          <w:tcPr>
-            <w:tcW w:type="dxa" w:w="2160"/>
-          </w:tcPr>
-          <w:p>
-            <w:r>
-              <w:t>人工智能</w:t>
-            </w:r>
-          </w:p>
-        </w:tc>
-        <w:tc>
-          <w:tcPr>
-            <w:tcW w:type="dxa" w:w="2160"/>
-          </w:tcPr>
-          <w:p>
-            <w:r>
-              <w:t>779亿</w:t>
-            </w:r>
-          </w:p>
-        </w:tc>
-        <w:tc>
-          <w:tcPr>
-            <w:tcW w:type="dxa" w:w="2160"/>
-          </w:tcPr>
-          <w:p>
-            <w:r>
-              <w:t>5%</w:t>
+              <w:t>通际名联网络有限公司</w:t>
+            </w:r>
+          </w:p>
+        </w:tc>
+        <w:tc>
+          <w:tcPr>
+            <w:tcW w:type="dxa" w:w="2160"/>
+          </w:tcPr>
+          <w:p>
+            <w:r>
+              <w:t>机器人</w:t>
+            </w:r>
+          </w:p>
+        </w:tc>
+        <w:tc>
+          <w:tcPr>
+            <w:tcW w:type="dxa" w:w="2160"/>
+          </w:tcPr>
+          <w:p>
+            <w:r>
+              <w:t>559亿</w:t>
+            </w:r>
+          </w:p>
+        </w:tc>
+        <w:tc>
+          <w:tcPr>
+            <w:tcW w:type="dxa" w:w="2160"/>
+          </w:tcPr>
+          <w:p>
+            <w:r>
+              <w:t>23%</w:t>
             </w:r>
           </w:p>
         </w:tc>
@@ -2030,37 +2030,37 @@
           </w:tcPr>
           <w:p>
             <w:r>
-              <w:t>银嘉信息有限公司</w:t>
-            </w:r>
-          </w:p>
-        </w:tc>
-        <w:tc>
-          <w:tcPr>
-            <w:tcW w:type="dxa" w:w="2160"/>
-          </w:tcPr>
-          <w:p>
-            <w:r>
-              <w:t>消费科技</w:t>
-            </w:r>
-          </w:p>
-        </w:tc>
-        <w:tc>
-          <w:tcPr>
-            <w:tcW w:type="dxa" w:w="2160"/>
-          </w:tcPr>
-          <w:p>
-            <w:r>
-              <w:t>437亿</w:t>
-            </w:r>
-          </w:p>
-        </w:tc>
-        <w:tc>
-          <w:tcPr>
-            <w:tcW w:type="dxa" w:w="2160"/>
-          </w:tcPr>
-          <w:p>
-            <w:r>
-              <w:t>23%</w:t>
+              <w:t>迪摩信息有限公司</w:t>
+            </w:r>
+          </w:p>
+        </w:tc>
+        <w:tc>
+          <w:tcPr>
+            <w:tcW w:type="dxa" w:w="2160"/>
+          </w:tcPr>
+          <w:p>
+            <w:r>
+              <w:t>医疗科技</w:t>
+            </w:r>
+          </w:p>
+        </w:tc>
+        <w:tc>
+          <w:tcPr>
+            <w:tcW w:type="dxa" w:w="2160"/>
+          </w:tcPr>
+          <w:p>
+            <w:r>
+              <w:t>110亿</w:t>
+            </w:r>
+          </w:p>
+        </w:tc>
+        <w:tc>
+          <w:tcPr>
+            <w:tcW w:type="dxa" w:w="2160"/>
+          </w:tcPr>
+          <w:p>
+            <w:r>
+              <w:t>16%</w:t>
             </w:r>
           </w:p>
         </w:tc>
@@ -2072,37 +2072,37 @@
           </w:tcPr>
           <w:p>
             <w:r>
-              <w:t>东方峻景网络有限公司</w:t>
-            </w:r>
-          </w:p>
-        </w:tc>
-        <w:tc>
-          <w:tcPr>
-            <w:tcW w:type="dxa" w:w="2160"/>
-          </w:tcPr>
-          <w:p>
-            <w:r>
-              <w:t>机器人</w:t>
-            </w:r>
-          </w:p>
-        </w:tc>
-        <w:tc>
-          <w:tcPr>
-            <w:tcW w:type="dxa" w:w="2160"/>
-          </w:tcPr>
-          <w:p>
-            <w:r>
-              <w:t>370亿</w:t>
-            </w:r>
-          </w:p>
-        </w:tc>
-        <w:tc>
-          <w:tcPr>
-            <w:tcW w:type="dxa" w:w="2160"/>
-          </w:tcPr>
-          <w:p>
-            <w:r>
-              <w:t>14%</w:t>
+              <w:t>华泰通安传媒有限公司</w:t>
+            </w:r>
+          </w:p>
+        </w:tc>
+        <w:tc>
+          <w:tcPr>
+            <w:tcW w:type="dxa" w:w="2160"/>
+          </w:tcPr>
+          <w:p>
+            <w:r>
+              <w:t>消费科技</w:t>
+            </w:r>
+          </w:p>
+        </w:tc>
+        <w:tc>
+          <w:tcPr>
+            <w:tcW w:type="dxa" w:w="2160"/>
+          </w:tcPr>
+          <w:p>
+            <w:r>
+              <w:t>188亿</w:t>
+            </w:r>
+          </w:p>
+        </w:tc>
+        <w:tc>
+          <w:tcPr>
+            <w:tcW w:type="dxa" w:w="2160"/>
+          </w:tcPr>
+          <w:p>
+            <w:r>
+              <w:t>18%</w:t>
             </w:r>
           </w:p>
         </w:tc>
@@ -2114,37 +2114,37 @@
           </w:tcPr>
           <w:p>
             <w:r>
-              <w:t>昂歌信息科技有限公司</w:t>
-            </w:r>
-          </w:p>
-        </w:tc>
-        <w:tc>
-          <w:tcPr>
-            <w:tcW w:type="dxa" w:w="2160"/>
-          </w:tcPr>
-          <w:p>
-            <w:r>
-              <w:t>消费科技</w:t>
-            </w:r>
-          </w:p>
-        </w:tc>
-        <w:tc>
-          <w:tcPr>
-            <w:tcW w:type="dxa" w:w="2160"/>
-          </w:tcPr>
-          <w:p>
-            <w:r>
-              <w:t>471亿</w:t>
-            </w:r>
-          </w:p>
-        </w:tc>
-        <w:tc>
-          <w:tcPr>
-            <w:tcW w:type="dxa" w:w="2160"/>
-          </w:tcPr>
-          <w:p>
-            <w:r>
-              <w:t>22%</w:t>
+              <w:t>巨奥传媒有限公司</w:t>
+            </w:r>
+          </w:p>
+        </w:tc>
+        <w:tc>
+          <w:tcPr>
+            <w:tcW w:type="dxa" w:w="2160"/>
+          </w:tcPr>
+          <w:p>
+            <w:r>
+              <w:t>人工智能</w:t>
+            </w:r>
+          </w:p>
+        </w:tc>
+        <w:tc>
+          <w:tcPr>
+            <w:tcW w:type="dxa" w:w="2160"/>
+          </w:tcPr>
+          <w:p>
+            <w:r>
+              <w:t>400亿</w:t>
+            </w:r>
+          </w:p>
+        </w:tc>
+        <w:tc>
+          <w:tcPr>
+            <w:tcW w:type="dxa" w:w="2160"/>
+          </w:tcPr>
+          <w:p>
+            <w:r>
+              <w:t>30%</w:t>
             </w:r>
           </w:p>
         </w:tc>
@@ -2156,37 +2156,37 @@
           </w:tcPr>
           <w:p>
             <w:r>
-              <w:t>艾提科信科技有限公司</w:t>
-            </w:r>
-          </w:p>
-        </w:tc>
-        <w:tc>
-          <w:tcPr>
-            <w:tcW w:type="dxa" w:w="2160"/>
-          </w:tcPr>
-          <w:p>
-            <w:r>
-              <w:t>机器人</w:t>
-            </w:r>
-          </w:p>
-        </w:tc>
-        <w:tc>
-          <w:tcPr>
-            <w:tcW w:type="dxa" w:w="2160"/>
-          </w:tcPr>
-          <w:p>
-            <w:r>
-              <w:t>572亿</w:t>
-            </w:r>
-          </w:p>
-        </w:tc>
-        <w:tc>
-          <w:tcPr>
-            <w:tcW w:type="dxa" w:w="2160"/>
-          </w:tcPr>
-          <w:p>
-            <w:r>
-              <w:t>29%</w:t>
+              <w:t>华泰通安网络有限公司</w:t>
+            </w:r>
+          </w:p>
+        </w:tc>
+        <w:tc>
+          <w:tcPr>
+            <w:tcW w:type="dxa" w:w="2160"/>
+          </w:tcPr>
+          <w:p>
+            <w:r>
+              <w:t>半导体</w:t>
+            </w:r>
+          </w:p>
+        </w:tc>
+        <w:tc>
+          <w:tcPr>
+            <w:tcW w:type="dxa" w:w="2160"/>
+          </w:tcPr>
+          <w:p>
+            <w:r>
+              <w:t>187亿</w:t>
+            </w:r>
+          </w:p>
+        </w:tc>
+        <w:tc>
+          <w:tcPr>
+            <w:tcW w:type="dxa" w:w="2160"/>
+          </w:tcPr>
+          <w:p>
+            <w:r>
+              <w:t>21%</w:t>
             </w:r>
           </w:p>
         </w:tc>
@@ -2198,37 +2198,37 @@
           </w:tcPr>
           <w:p>
             <w:r>
-              <w:t>南康网络有限公司</w:t>
-            </w:r>
-          </w:p>
-        </w:tc>
-        <w:tc>
-          <w:tcPr>
-            <w:tcW w:type="dxa" w:w="2160"/>
-          </w:tcPr>
-          <w:p>
-            <w:r>
-              <w:t>消费科技</w:t>
-            </w:r>
-          </w:p>
-        </w:tc>
-        <w:tc>
-          <w:tcPr>
-            <w:tcW w:type="dxa" w:w="2160"/>
-          </w:tcPr>
-          <w:p>
-            <w:r>
-              <w:t>775亿</w:t>
-            </w:r>
-          </w:p>
-        </w:tc>
-        <w:tc>
-          <w:tcPr>
-            <w:tcW w:type="dxa" w:w="2160"/>
-          </w:tcPr>
-          <w:p>
-            <w:r>
-              <w:t>10%</w:t>
+              <w:t>浦华众城网络有限公司</w:t>
+            </w:r>
+          </w:p>
+        </w:tc>
+        <w:tc>
+          <w:tcPr>
+            <w:tcW w:type="dxa" w:w="2160"/>
+          </w:tcPr>
+          <w:p>
+            <w:r>
+              <w:t>新能源</w:t>
+            </w:r>
+          </w:p>
+        </w:tc>
+        <w:tc>
+          <w:tcPr>
+            <w:tcW w:type="dxa" w:w="2160"/>
+          </w:tcPr>
+          <w:p>
+            <w:r>
+              <w:t>603亿</w:t>
+            </w:r>
+          </w:p>
+        </w:tc>
+        <w:tc>
+          <w:tcPr>
+            <w:tcW w:type="dxa" w:w="2160"/>
+          </w:tcPr>
+          <w:p>
+            <w:r>
+              <w:t>20%</w:t>
             </w:r>
           </w:p>
         </w:tc>
@@ -2240,37 +2240,37 @@
           </w:tcPr>
           <w:p>
             <w:r>
-              <w:t>济南亿次元网络有限公司</w:t>
-            </w:r>
-          </w:p>
-        </w:tc>
-        <w:tc>
-          <w:tcPr>
-            <w:tcW w:type="dxa" w:w="2160"/>
-          </w:tcPr>
-          <w:p>
-            <w:r>
-              <w:t>机器人</w:t>
-            </w:r>
-          </w:p>
-        </w:tc>
-        <w:tc>
-          <w:tcPr>
-            <w:tcW w:type="dxa" w:w="2160"/>
-          </w:tcPr>
-          <w:p>
-            <w:r>
-              <w:t>162亿</w:t>
-            </w:r>
-          </w:p>
-        </w:tc>
-        <w:tc>
-          <w:tcPr>
-            <w:tcW w:type="dxa" w:w="2160"/>
-          </w:tcPr>
-          <w:p>
-            <w:r>
-              <w:t>29%</w:t>
+              <w:t>新格林耐特网络有限公司</w:t>
+            </w:r>
+          </w:p>
+        </w:tc>
+        <w:tc>
+          <w:tcPr>
+            <w:tcW w:type="dxa" w:w="2160"/>
+          </w:tcPr>
+          <w:p>
+            <w:r>
+              <w:t>人工智能</w:t>
+            </w:r>
+          </w:p>
+        </w:tc>
+        <w:tc>
+          <w:tcPr>
+            <w:tcW w:type="dxa" w:w="2160"/>
+          </w:tcPr>
+          <w:p>
+            <w:r>
+              <w:t>116亿</w:t>
+            </w:r>
+          </w:p>
+        </w:tc>
+        <w:tc>
+          <w:tcPr>
+            <w:tcW w:type="dxa" w:w="2160"/>
+          </w:tcPr>
+          <w:p>
+            <w:r>
+              <w:t>28%</w:t>
             </w:r>
           </w:p>
         </w:tc>
@@ -2282,37 +2282,37 @@
           </w:tcPr>
           <w:p>
             <w:r>
-              <w:t>和泰科技有限公司</w:t>
-            </w:r>
-          </w:p>
-        </w:tc>
-        <w:tc>
-          <w:tcPr>
-            <w:tcW w:type="dxa" w:w="2160"/>
-          </w:tcPr>
-          <w:p>
-            <w:r>
-              <w:t>人工智能</w:t>
-            </w:r>
-          </w:p>
-        </w:tc>
-        <w:tc>
-          <w:tcPr>
-            <w:tcW w:type="dxa" w:w="2160"/>
-          </w:tcPr>
-          <w:p>
-            <w:r>
-              <w:t>536亿</w:t>
-            </w:r>
-          </w:p>
-        </w:tc>
-        <w:tc>
-          <w:tcPr>
-            <w:tcW w:type="dxa" w:w="2160"/>
-          </w:tcPr>
-          <w:p>
-            <w:r>
-              <w:t>7%</w:t>
+              <w:t>昂歌信息信息有限公司</w:t>
+            </w:r>
+          </w:p>
+        </w:tc>
+        <w:tc>
+          <w:tcPr>
+            <w:tcW w:type="dxa" w:w="2160"/>
+          </w:tcPr>
+          <w:p>
+            <w:r>
+              <w:t>消费科技</w:t>
+            </w:r>
+          </w:p>
+        </w:tc>
+        <w:tc>
+          <w:tcPr>
+            <w:tcW w:type="dxa" w:w="2160"/>
+          </w:tcPr>
+          <w:p>
+            <w:r>
+              <w:t>494亿</w:t>
+            </w:r>
+          </w:p>
+        </w:tc>
+        <w:tc>
+          <w:tcPr>
+            <w:tcW w:type="dxa" w:w="2160"/>
+          </w:tcPr>
+          <w:p>
+            <w:r>
+              <w:t>24%</w:t>
             </w:r>
           </w:p>
         </w:tc>
@@ -2324,37 +2324,37 @@
           </w:tcPr>
           <w:p>
             <w:r>
-              <w:t>济南亿次元网络有限公司</w:t>
-            </w:r>
-          </w:p>
-        </w:tc>
-        <w:tc>
-          <w:tcPr>
-            <w:tcW w:type="dxa" w:w="2160"/>
-          </w:tcPr>
-          <w:p>
-            <w:r>
-              <w:t>机器人</w:t>
-            </w:r>
-          </w:p>
-        </w:tc>
-        <w:tc>
-          <w:tcPr>
-            <w:tcW w:type="dxa" w:w="2160"/>
-          </w:tcPr>
-          <w:p>
-            <w:r>
-              <w:t>563亿</w:t>
-            </w:r>
-          </w:p>
-        </w:tc>
-        <w:tc>
-          <w:tcPr>
-            <w:tcW w:type="dxa" w:w="2160"/>
-          </w:tcPr>
-          <w:p>
-            <w:r>
-              <w:t>5%</w:t>
+              <w:t>华成育卓科技有限公司</w:t>
+            </w:r>
+          </w:p>
+        </w:tc>
+        <w:tc>
+          <w:tcPr>
+            <w:tcW w:type="dxa" w:w="2160"/>
+          </w:tcPr>
+          <w:p>
+            <w:r>
+              <w:t>医疗科技</w:t>
+            </w:r>
+          </w:p>
+        </w:tc>
+        <w:tc>
+          <w:tcPr>
+            <w:tcW w:type="dxa" w:w="2160"/>
+          </w:tcPr>
+          <w:p>
+            <w:r>
+              <w:t>364亿</w:t>
+            </w:r>
+          </w:p>
+        </w:tc>
+        <w:tc>
+          <w:tcPr>
+            <w:tcW w:type="dxa" w:w="2160"/>
+          </w:tcPr>
+          <w:p>
+            <w:r>
+              <w:t>24%</w:t>
             </w:r>
           </w:p>
         </w:tc>
@@ -2371,22 +2371,44 @@
     <w:p>
       <w:r>
         <w:br/>
-        <w:t>从产业链角度看，云计算 行业主要由上游设备厂商、</w:t>
+        <w:t>风险管理部认为，新能源 行业仍然面临若干</w:t>
         <w:br/>
-        <w:t>中游平台企业以及下游应用厂商组成。</w:t>
+        <w:t>不确定性因素，包括技术迭代风险、政策变化、</w:t>
         <w:br/>
-        <w:t>国讯网络有限公司 主要位于产业链的 下游 环节。</w:t>
+        <w:t>以及市场竞争加剧等问题。</w:t>
         <w:br/>
       </w:r>
     </w:p>
     <w:p>
       <w:r>
         <w:br/>
-        <w:t>凌云网络有限公司 是中国 医疗科技 行业的重要企业之一。</w:t>
+        <w:t>根据内部财务模型测算，联通时科传媒有限公司 在未来三年</w:t>
         <w:br/>
-        <w:t>根据华辰资本 投资委员会 的研究，该公司成立于 2020 年，</w:t>
+        <w:t>收入复合增长率预计可达到 25% 左右。</w:t>
         <w:br/>
-        <w:t>目前员工规模约 730 人。公司近年来持续加大研发投入，</w:t>
+        <w:t>该预测基于行业需求增长以及公司产能扩张计划。</w:t>
+        <w:br/>
+      </w:r>
+    </w:p>
+    <w:p>
+      <w:r>
+        <w:br/>
+        <w:t>华辰资本旗下的 HC Quant Arbitrage Fund 在最近的资产配置会议中</w:t>
+        <w:br/>
+        <w:t>讨论了 消费科技 行业的投资机会，并对 天开科技有限公司</w:t>
+        <w:br/>
+        <w:t>进行了重点评估。</w:t>
+        <w:br/>
+      </w:r>
+    </w:p>
+    <w:p>
+      <w:r>
+        <w:br/>
+        <w:t>信诚致远科技有限公司 是中国 云计算 行业的重要企业之一。</w:t>
+        <w:br/>
+        <w:t>根据华辰资本 量化研究部 的研究，该公司成立于 2014 年，</w:t>
+        <w:br/>
+        <w:t>目前员工规模约 1360 人。公司近年来持续加大研发投入，</w:t>
         <w:br/>
         <w:t>在核心技术方面形成了较强的竞争壁垒。</w:t>
         <w:br/>
@@ -2395,20 +2417,20 @@
     <w:p>
       <w:r>
         <w:br/>
-        <w:t>从产业链角度看，医疗科技 行业主要由上游设备厂商、</w:t>
+        <w:t>风险管理部认为，新能源 行业仍然面临若干</w:t>
         <w:br/>
-        <w:t>中游平台企业以及下游应用厂商组成。</w:t>
+        <w:t>不确定性因素，包括技术迭代风险、政策变化、</w:t>
         <w:br/>
-        <w:t>富罳信息有限公司 主要位于产业链的 上游 环节。</w:t>
+        <w:t>以及市场竞争加剧等问题。</w:t>
         <w:br/>
       </w:r>
     </w:p>
     <w:p>
       <w:r>
         <w:br/>
-        <w:t>华辰资本旗下的 HC AI Innovation Fund 在最近的资产配置会议中</w:t>
+        <w:t>华辰资本旗下的 HC Energy Transition Fund 在最近的资产配置会议中</w:t>
         <w:br/>
-        <w:t>讨论了 新能源 行业的投资机会，并对 东方峻景传媒有限公司</w:t>
+        <w:t>讨论了 云计算 行业的投资机会，并对 信诚致远科技有限公司</w:t>
         <w:br/>
         <w:t>进行了重点评估。</w:t>
         <w:br/>
@@ -2428,35 +2450,11 @@
     <w:p>
       <w:r>
         <w:br/>
-        <w:t>飞利信科技有限公司 是中国 新能源 行业的重要企业之一。</w:t>
+        <w:t>根据内部财务模型测算，佳禾传媒有限公司 在未来三年</w:t>
         <w:br/>
-        <w:t>根据华辰资本 投资委员会 的研究，该公司成立于 2005 年，</w:t>
+        <w:t>收入复合增长率预计可达到 19% 左右。</w:t>
         <w:br/>
-        <w:t>目前员工规模约 4433 人。公司近年来持续加大研发投入，</w:t>
-        <w:br/>
-        <w:t>在核心技术方面形成了较强的竞争壁垒。</w:t>
-        <w:br/>
-      </w:r>
-    </w:p>
-    <w:p>
-      <w:r>
-        <w:br/>
-        <w:t>风险管理部认为，消费科技 行业仍然面临若干</w:t>
-        <w:br/>
-        <w:t>不确定性因素，包括技术迭代风险、政策变化、</w:t>
-        <w:br/>
-        <w:t>以及市场竞争加剧等问题。</w:t>
-        <w:br/>
-      </w:r>
-    </w:p>
-    <w:p>
-      <w:r>
-        <w:br/>
-        <w:t>从产业链角度看，新能源 行业主要由上游设备厂商、</w:t>
-        <w:br/>
-        <w:t>中游平台企业以及下游应用厂商组成。</w:t>
-        <w:br/>
-        <w:t>创汇传媒有限公司 主要位于产业链的 下游 环节。</w:t>
+        <w:t>该预测基于行业需求增长以及公司产能扩张计划。</w:t>
         <w:br/>
       </w:r>
     </w:p>
@@ -2520,37 +2518,37 @@
           </w:tcPr>
           <w:p>
             <w:r>
-              <w:t>信诚致远传媒有限公司</w:t>
-            </w:r>
-          </w:p>
-        </w:tc>
-        <w:tc>
-          <w:tcPr>
-            <w:tcW w:type="dxa" w:w="2160"/>
-          </w:tcPr>
-          <w:p>
-            <w:r>
-              <w:t>人工智能</w:t>
-            </w:r>
-          </w:p>
-        </w:tc>
-        <w:tc>
-          <w:tcPr>
-            <w:tcW w:type="dxa" w:w="2160"/>
-          </w:tcPr>
-          <w:p>
-            <w:r>
-              <w:t>406亿</w:t>
-            </w:r>
-          </w:p>
-        </w:tc>
-        <w:tc>
-          <w:tcPr>
-            <w:tcW w:type="dxa" w:w="2160"/>
-          </w:tcPr>
-          <w:p>
-            <w:r>
-              <w:t>17%</w:t>
+              <w:t>佳禾传媒有限公司</w:t>
+            </w:r>
+          </w:p>
+        </w:tc>
+        <w:tc>
+          <w:tcPr>
+            <w:tcW w:type="dxa" w:w="2160"/>
+          </w:tcPr>
+          <w:p>
+            <w:r>
+              <w:t>云计算</w:t>
+            </w:r>
+          </w:p>
+        </w:tc>
+        <w:tc>
+          <w:tcPr>
+            <w:tcW w:type="dxa" w:w="2160"/>
+          </w:tcPr>
+          <w:p>
+            <w:r>
+              <w:t>149亿</w:t>
+            </w:r>
+          </w:p>
+        </w:tc>
+        <w:tc>
+          <w:tcPr>
+            <w:tcW w:type="dxa" w:w="2160"/>
+          </w:tcPr>
+          <w:p>
+            <w:r>
+              <w:t>7%</w:t>
             </w:r>
           </w:p>
         </w:tc>
@@ -2562,37 +2560,37 @@
           </w:tcPr>
           <w:p>
             <w:r>
-              <w:t>立信电子网络有限公司</w:t>
-            </w:r>
-          </w:p>
-        </w:tc>
-        <w:tc>
-          <w:tcPr>
-            <w:tcW w:type="dxa" w:w="2160"/>
-          </w:tcPr>
-          <w:p>
-            <w:r>
-              <w:t>云计算</w:t>
-            </w:r>
-          </w:p>
-        </w:tc>
-        <w:tc>
-          <w:tcPr>
-            <w:tcW w:type="dxa" w:w="2160"/>
-          </w:tcPr>
-          <w:p>
-            <w:r>
-              <w:t>354亿</w:t>
-            </w:r>
-          </w:p>
-        </w:tc>
-        <w:tc>
-          <w:tcPr>
-            <w:tcW w:type="dxa" w:w="2160"/>
-          </w:tcPr>
-          <w:p>
-            <w:r>
-              <w:t>7%</w:t>
+              <w:t>飞利信科技有限公司</w:t>
+            </w:r>
+          </w:p>
+        </w:tc>
+        <w:tc>
+          <w:tcPr>
+            <w:tcW w:type="dxa" w:w="2160"/>
+          </w:tcPr>
+          <w:p>
+            <w:r>
+              <w:t>人工智能</w:t>
+            </w:r>
+          </w:p>
+        </w:tc>
+        <w:tc>
+          <w:tcPr>
+            <w:tcW w:type="dxa" w:w="2160"/>
+          </w:tcPr>
+          <w:p>
+            <w:r>
+              <w:t>194亿</w:t>
+            </w:r>
+          </w:p>
+        </w:tc>
+        <w:tc>
+          <w:tcPr>
+            <w:tcW w:type="dxa" w:w="2160"/>
+          </w:tcPr>
+          <w:p>
+            <w:r>
+              <w:t>22%</w:t>
             </w:r>
           </w:p>
         </w:tc>
@@ -2604,7 +2602,7 @@
           </w:tcPr>
           <w:p>
             <w:r>
-              <w:t>昂歌信息科技有限公司</w:t>
+              <w:t>昂歌信息信息有限公司</w:t>
             </w:r>
           </w:p>
         </w:tc>
@@ -2624,17 +2622,17 @@
           </w:tcPr>
           <w:p>
             <w:r>
-              <w:t>617亿</w:t>
-            </w:r>
-          </w:p>
-        </w:tc>
-        <w:tc>
-          <w:tcPr>
-            <w:tcW w:type="dxa" w:w="2160"/>
-          </w:tcPr>
-          <w:p>
-            <w:r>
-              <w:t>23%</w:t>
+              <w:t>330亿</w:t>
+            </w:r>
+          </w:p>
+        </w:tc>
+        <w:tc>
+          <w:tcPr>
+            <w:tcW w:type="dxa" w:w="2160"/>
+          </w:tcPr>
+          <w:p>
+            <w:r>
+              <w:t>26%</w:t>
             </w:r>
           </w:p>
         </w:tc>
@@ -2646,37 +2644,37 @@
           </w:tcPr>
           <w:p>
             <w:r>
-              <w:t>佳禾科技有限公司</w:t>
-            </w:r>
-          </w:p>
-        </w:tc>
-        <w:tc>
-          <w:tcPr>
-            <w:tcW w:type="dxa" w:w="2160"/>
-          </w:tcPr>
-          <w:p>
-            <w:r>
-              <w:t>半导体</w:t>
-            </w:r>
-          </w:p>
-        </w:tc>
-        <w:tc>
-          <w:tcPr>
-            <w:tcW w:type="dxa" w:w="2160"/>
-          </w:tcPr>
-          <w:p>
-            <w:r>
-              <w:t>599亿</w:t>
-            </w:r>
-          </w:p>
-        </w:tc>
-        <w:tc>
-          <w:tcPr>
-            <w:tcW w:type="dxa" w:w="2160"/>
-          </w:tcPr>
-          <w:p>
-            <w:r>
-              <w:t>24%</w:t>
+              <w:t>佳禾传媒有限公司</w:t>
+            </w:r>
+          </w:p>
+        </w:tc>
+        <w:tc>
+          <w:tcPr>
+            <w:tcW w:type="dxa" w:w="2160"/>
+          </w:tcPr>
+          <w:p>
+            <w:r>
+              <w:t>云计算</w:t>
+            </w:r>
+          </w:p>
+        </w:tc>
+        <w:tc>
+          <w:tcPr>
+            <w:tcW w:type="dxa" w:w="2160"/>
+          </w:tcPr>
+          <w:p>
+            <w:r>
+              <w:t>729亿</w:t>
+            </w:r>
+          </w:p>
+        </w:tc>
+        <w:tc>
+          <w:tcPr>
+            <w:tcW w:type="dxa" w:w="2160"/>
+          </w:tcPr>
+          <w:p>
+            <w:r>
+              <w:t>30%</w:t>
             </w:r>
           </w:p>
         </w:tc>
@@ -2688,7 +2686,7 @@
           </w:tcPr>
           <w:p>
             <w:r>
-              <w:t>银嘉信息有限公司</w:t>
+              <w:t>联软科技有限公司</w:t>
             </w:r>
           </w:p>
         </w:tc>
@@ -2708,17 +2706,17 @@
           </w:tcPr>
           <w:p>
             <w:r>
-              <w:t>291亿</w:t>
-            </w:r>
-          </w:p>
-        </w:tc>
-        <w:tc>
-          <w:tcPr>
-            <w:tcW w:type="dxa" w:w="2160"/>
-          </w:tcPr>
-          <w:p>
-            <w:r>
-              <w:t>14%</w:t>
+              <w:t>377亿</w:t>
+            </w:r>
+          </w:p>
+        </w:tc>
+        <w:tc>
+          <w:tcPr>
+            <w:tcW w:type="dxa" w:w="2160"/>
+          </w:tcPr>
+          <w:p>
+            <w:r>
+              <w:t>6%</w:t>
             </w:r>
           </w:p>
         </w:tc>
@@ -2730,37 +2728,37 @@
           </w:tcPr>
           <w:p>
             <w:r>
-              <w:t>东方峻景传媒有限公司</w:t>
-            </w:r>
-          </w:p>
-        </w:tc>
-        <w:tc>
-          <w:tcPr>
-            <w:tcW w:type="dxa" w:w="2160"/>
-          </w:tcPr>
-          <w:p>
-            <w:r>
-              <w:t>新能源</w:t>
-            </w:r>
-          </w:p>
-        </w:tc>
-        <w:tc>
-          <w:tcPr>
-            <w:tcW w:type="dxa" w:w="2160"/>
-          </w:tcPr>
-          <w:p>
-            <w:r>
-              <w:t>152亿</w:t>
-            </w:r>
-          </w:p>
-        </w:tc>
-        <w:tc>
-          <w:tcPr>
-            <w:tcW w:type="dxa" w:w="2160"/>
-          </w:tcPr>
-          <w:p>
-            <w:r>
-              <w:t>14%</w:t>
+              <w:t>艾提科信科技有限公司</w:t>
+            </w:r>
+          </w:p>
+        </w:tc>
+        <w:tc>
+          <w:tcPr>
+            <w:tcW w:type="dxa" w:w="2160"/>
+          </w:tcPr>
+          <w:p>
+            <w:r>
+              <w:t>云计算</w:t>
+            </w:r>
+          </w:p>
+        </w:tc>
+        <w:tc>
+          <w:tcPr>
+            <w:tcW w:type="dxa" w:w="2160"/>
+          </w:tcPr>
+          <w:p>
+            <w:r>
+              <w:t>785亿</w:t>
+            </w:r>
+          </w:p>
+        </w:tc>
+        <w:tc>
+          <w:tcPr>
+            <w:tcW w:type="dxa" w:w="2160"/>
+          </w:tcPr>
+          <w:p>
+            <w:r>
+              <w:t>20%</w:t>
             </w:r>
           </w:p>
         </w:tc>
@@ -2772,37 +2770,37 @@
           </w:tcPr>
           <w:p>
             <w:r>
-              <w:t>银嘉信息有限公司</w:t>
-            </w:r>
-          </w:p>
-        </w:tc>
-        <w:tc>
-          <w:tcPr>
-            <w:tcW w:type="dxa" w:w="2160"/>
-          </w:tcPr>
-          <w:p>
-            <w:r>
-              <w:t>消费科技</w:t>
-            </w:r>
-          </w:p>
-        </w:tc>
-        <w:tc>
-          <w:tcPr>
-            <w:tcW w:type="dxa" w:w="2160"/>
-          </w:tcPr>
-          <w:p>
-            <w:r>
-              <w:t>631亿</w:t>
-            </w:r>
-          </w:p>
-        </w:tc>
-        <w:tc>
-          <w:tcPr>
-            <w:tcW w:type="dxa" w:w="2160"/>
-          </w:tcPr>
-          <w:p>
-            <w:r>
-              <w:t>24%</w:t>
+              <w:t>精芯信息有限公司</w:t>
+            </w:r>
+          </w:p>
+        </w:tc>
+        <w:tc>
+          <w:tcPr>
+            <w:tcW w:type="dxa" w:w="2160"/>
+          </w:tcPr>
+          <w:p>
+            <w:r>
+              <w:t>半导体</w:t>
+            </w:r>
+          </w:p>
+        </w:tc>
+        <w:tc>
+          <w:tcPr>
+            <w:tcW w:type="dxa" w:w="2160"/>
+          </w:tcPr>
+          <w:p>
+            <w:r>
+              <w:t>415亿</w:t>
+            </w:r>
+          </w:p>
+        </w:tc>
+        <w:tc>
+          <w:tcPr>
+            <w:tcW w:type="dxa" w:w="2160"/>
+          </w:tcPr>
+          <w:p>
+            <w:r>
+              <w:t>21%</w:t>
             </w:r>
           </w:p>
         </w:tc>
@@ -2814,37 +2812,37 @@
           </w:tcPr>
           <w:p>
             <w:r>
-              <w:t>昊嘉网络有限公司</w:t>
-            </w:r>
-          </w:p>
-        </w:tc>
-        <w:tc>
-          <w:tcPr>
-            <w:tcW w:type="dxa" w:w="2160"/>
-          </w:tcPr>
-          <w:p>
-            <w:r>
-              <w:t>新能源</w:t>
-            </w:r>
-          </w:p>
-        </w:tc>
-        <w:tc>
-          <w:tcPr>
-            <w:tcW w:type="dxa" w:w="2160"/>
-          </w:tcPr>
-          <w:p>
-            <w:r>
-              <w:t>761亿</w:t>
-            </w:r>
-          </w:p>
-        </w:tc>
-        <w:tc>
-          <w:tcPr>
-            <w:tcW w:type="dxa" w:w="2160"/>
-          </w:tcPr>
-          <w:p>
-            <w:r>
-              <w:t>24%</w:t>
+              <w:t>通际名联网络有限公司</w:t>
+            </w:r>
+          </w:p>
+        </w:tc>
+        <w:tc>
+          <w:tcPr>
+            <w:tcW w:type="dxa" w:w="2160"/>
+          </w:tcPr>
+          <w:p>
+            <w:r>
+              <w:t>机器人</w:t>
+            </w:r>
+          </w:p>
+        </w:tc>
+        <w:tc>
+          <w:tcPr>
+            <w:tcW w:type="dxa" w:w="2160"/>
+          </w:tcPr>
+          <w:p>
+            <w:r>
+              <w:t>658亿</w:t>
+            </w:r>
+          </w:p>
+        </w:tc>
+        <w:tc>
+          <w:tcPr>
+            <w:tcW w:type="dxa" w:w="2160"/>
+          </w:tcPr>
+          <w:p>
+            <w:r>
+              <w:t>17%</w:t>
             </w:r>
           </w:p>
         </w:tc>
@@ -2856,37 +2854,37 @@
           </w:tcPr>
           <w:p>
             <w:r>
-              <w:t>昂歌信息科技有限公司</w:t>
-            </w:r>
-          </w:p>
-        </w:tc>
-        <w:tc>
-          <w:tcPr>
-            <w:tcW w:type="dxa" w:w="2160"/>
-          </w:tcPr>
-          <w:p>
-            <w:r>
-              <w:t>消费科技</w:t>
-            </w:r>
-          </w:p>
-        </w:tc>
-        <w:tc>
-          <w:tcPr>
-            <w:tcW w:type="dxa" w:w="2160"/>
-          </w:tcPr>
-          <w:p>
-            <w:r>
-              <w:t>606亿</w:t>
-            </w:r>
-          </w:p>
-        </w:tc>
-        <w:tc>
-          <w:tcPr>
-            <w:tcW w:type="dxa" w:w="2160"/>
-          </w:tcPr>
-          <w:p>
-            <w:r>
-              <w:t>27%</w:t>
+              <w:t>毕博诚信息有限公司</w:t>
+            </w:r>
+          </w:p>
+        </w:tc>
+        <w:tc>
+          <w:tcPr>
+            <w:tcW w:type="dxa" w:w="2160"/>
+          </w:tcPr>
+          <w:p>
+            <w:r>
+              <w:t>机器人</w:t>
+            </w:r>
+          </w:p>
+        </w:tc>
+        <w:tc>
+          <w:tcPr>
+            <w:tcW w:type="dxa" w:w="2160"/>
+          </w:tcPr>
+          <w:p>
+            <w:r>
+              <w:t>255亿</w:t>
+            </w:r>
+          </w:p>
+        </w:tc>
+        <w:tc>
+          <w:tcPr>
+            <w:tcW w:type="dxa" w:w="2160"/>
+          </w:tcPr>
+          <w:p>
+            <w:r>
+              <w:t>15%</w:t>
             </w:r>
           </w:p>
         </w:tc>
@@ -2898,37 +2896,37 @@
           </w:tcPr>
           <w:p>
             <w:r>
-              <w:t>创汇传媒有限公司</w:t>
-            </w:r>
-          </w:p>
-        </w:tc>
-        <w:tc>
-          <w:tcPr>
-            <w:tcW w:type="dxa" w:w="2160"/>
-          </w:tcPr>
-          <w:p>
-            <w:r>
-              <w:t>新能源</w:t>
-            </w:r>
-          </w:p>
-        </w:tc>
-        <w:tc>
-          <w:tcPr>
-            <w:tcW w:type="dxa" w:w="2160"/>
-          </w:tcPr>
-          <w:p>
-            <w:r>
-              <w:t>318亿</w:t>
-            </w:r>
-          </w:p>
-        </w:tc>
-        <w:tc>
-          <w:tcPr>
-            <w:tcW w:type="dxa" w:w="2160"/>
-          </w:tcPr>
-          <w:p>
-            <w:r>
-              <w:t>21%</w:t>
+              <w:t>昂歌信息信息有限公司</w:t>
+            </w:r>
+          </w:p>
+        </w:tc>
+        <w:tc>
+          <w:tcPr>
+            <w:tcW w:type="dxa" w:w="2160"/>
+          </w:tcPr>
+          <w:p>
+            <w:r>
+              <w:t>消费科技</w:t>
+            </w:r>
+          </w:p>
+        </w:tc>
+        <w:tc>
+          <w:tcPr>
+            <w:tcW w:type="dxa" w:w="2160"/>
+          </w:tcPr>
+          <w:p>
+            <w:r>
+              <w:t>677亿</w:t>
+            </w:r>
+          </w:p>
+        </w:tc>
+        <w:tc>
+          <w:tcPr>
+            <w:tcW w:type="dxa" w:w="2160"/>
+          </w:tcPr>
+          <w:p>
+            <w:r>
+              <w:t>6%</w:t>
             </w:r>
           </w:p>
         </w:tc>
@@ -2940,37 +2938,37 @@
           </w:tcPr>
           <w:p>
             <w:r>
-              <w:t>和泰传媒有限公司</w:t>
-            </w:r>
-          </w:p>
-        </w:tc>
-        <w:tc>
-          <w:tcPr>
-            <w:tcW w:type="dxa" w:w="2160"/>
-          </w:tcPr>
-          <w:p>
-            <w:r>
-              <w:t>消费科技</w:t>
-            </w:r>
-          </w:p>
-        </w:tc>
-        <w:tc>
-          <w:tcPr>
-            <w:tcW w:type="dxa" w:w="2160"/>
-          </w:tcPr>
-          <w:p>
-            <w:r>
-              <w:t>157亿</w:t>
-            </w:r>
-          </w:p>
-        </w:tc>
-        <w:tc>
-          <w:tcPr>
-            <w:tcW w:type="dxa" w:w="2160"/>
-          </w:tcPr>
-          <w:p>
-            <w:r>
-              <w:t>12%</w:t>
+              <w:t>惠派国际公司科技有限公司</w:t>
+            </w:r>
+          </w:p>
+        </w:tc>
+        <w:tc>
+          <w:tcPr>
+            <w:tcW w:type="dxa" w:w="2160"/>
+          </w:tcPr>
+          <w:p>
+            <w:r>
+              <w:t>人工智能</w:t>
+            </w:r>
+          </w:p>
+        </w:tc>
+        <w:tc>
+          <w:tcPr>
+            <w:tcW w:type="dxa" w:w="2160"/>
+          </w:tcPr>
+          <w:p>
+            <w:r>
+              <w:t>602亿</w:t>
+            </w:r>
+          </w:p>
+        </w:tc>
+        <w:tc>
+          <w:tcPr>
+            <w:tcW w:type="dxa" w:w="2160"/>
+          </w:tcPr>
+          <w:p>
+            <w:r>
+              <w:t>14%</w:t>
             </w:r>
           </w:p>
         </w:tc>
@@ -2982,37 +2980,37 @@
           </w:tcPr>
           <w:p>
             <w:r>
-              <w:t>昂歌信息科技有限公司</w:t>
-            </w:r>
-          </w:p>
-        </w:tc>
-        <w:tc>
-          <w:tcPr>
-            <w:tcW w:type="dxa" w:w="2160"/>
-          </w:tcPr>
-          <w:p>
-            <w:r>
-              <w:t>消费科技</w:t>
-            </w:r>
-          </w:p>
-        </w:tc>
-        <w:tc>
-          <w:tcPr>
-            <w:tcW w:type="dxa" w:w="2160"/>
-          </w:tcPr>
-          <w:p>
-            <w:r>
-              <w:t>164亿</w:t>
-            </w:r>
-          </w:p>
-        </w:tc>
-        <w:tc>
-          <w:tcPr>
-            <w:tcW w:type="dxa" w:w="2160"/>
-          </w:tcPr>
-          <w:p>
-            <w:r>
-              <w:t>10%</w:t>
+              <w:t>泰麒麟网络有限公司</w:t>
+            </w:r>
+          </w:p>
+        </w:tc>
+        <w:tc>
+          <w:tcPr>
+            <w:tcW w:type="dxa" w:w="2160"/>
+          </w:tcPr>
+          <w:p>
+            <w:r>
+              <w:t>云计算</w:t>
+            </w:r>
+          </w:p>
+        </w:tc>
+        <w:tc>
+          <w:tcPr>
+            <w:tcW w:type="dxa" w:w="2160"/>
+          </w:tcPr>
+          <w:p>
+            <w:r>
+              <w:t>716亿</w:t>
+            </w:r>
+          </w:p>
+        </w:tc>
+        <w:tc>
+          <w:tcPr>
+            <w:tcW w:type="dxa" w:w="2160"/>
+          </w:tcPr>
+          <w:p>
+            <w:r>
+              <w:t>24%</w:t>
             </w:r>
           </w:p>
         </w:tc>
@@ -3024,37 +3022,37 @@
           </w:tcPr>
           <w:p>
             <w:r>
-              <w:t>东方峻景传媒有限公司</w:t>
-            </w:r>
-          </w:p>
-        </w:tc>
-        <w:tc>
-          <w:tcPr>
-            <w:tcW w:type="dxa" w:w="2160"/>
-          </w:tcPr>
-          <w:p>
-            <w:r>
-              <w:t>新能源</w:t>
-            </w:r>
-          </w:p>
-        </w:tc>
-        <w:tc>
-          <w:tcPr>
-            <w:tcW w:type="dxa" w:w="2160"/>
-          </w:tcPr>
-          <w:p>
-            <w:r>
-              <w:t>533亿</w:t>
-            </w:r>
-          </w:p>
-        </w:tc>
-        <w:tc>
-          <w:tcPr>
-            <w:tcW w:type="dxa" w:w="2160"/>
-          </w:tcPr>
-          <w:p>
-            <w:r>
-              <w:t>14%</w:t>
+              <w:t>方正科技信息有限公司</w:t>
+            </w:r>
+          </w:p>
+        </w:tc>
+        <w:tc>
+          <w:tcPr>
+            <w:tcW w:type="dxa" w:w="2160"/>
+          </w:tcPr>
+          <w:p>
+            <w:r>
+              <w:t>消费科技</w:t>
+            </w:r>
+          </w:p>
+        </w:tc>
+        <w:tc>
+          <w:tcPr>
+            <w:tcW w:type="dxa" w:w="2160"/>
+          </w:tcPr>
+          <w:p>
+            <w:r>
+              <w:t>751亿</w:t>
+            </w:r>
+          </w:p>
+        </w:tc>
+        <w:tc>
+          <w:tcPr>
+            <w:tcW w:type="dxa" w:w="2160"/>
+          </w:tcPr>
+          <w:p>
+            <w:r>
+              <w:t>27%</w:t>
             </w:r>
           </w:p>
         </w:tc>
@@ -3066,7 +3064,7 @@
           </w:tcPr>
           <w:p>
             <w:r>
-              <w:t>新宇龙信息传媒有限公司</w:t>
+              <w:t>通际名联网络有限公司</w:t>
             </w:r>
           </w:p>
         </w:tc>
@@ -3086,17 +3084,17 @@
           </w:tcPr>
           <w:p>
             <w:r>
-              <w:t>566亿</w:t>
-            </w:r>
-          </w:p>
-        </w:tc>
-        <w:tc>
-          <w:tcPr>
-            <w:tcW w:type="dxa" w:w="2160"/>
-          </w:tcPr>
-          <w:p>
-            <w:r>
-              <w:t>28%</w:t>
+              <w:t>620亿</w:t>
+            </w:r>
+          </w:p>
+        </w:tc>
+        <w:tc>
+          <w:tcPr>
+            <w:tcW w:type="dxa" w:w="2160"/>
+          </w:tcPr>
+          <w:p>
+            <w:r>
+              <w:t>6%</w:t>
             </w:r>
           </w:p>
         </w:tc>
@@ -3108,37 +3106,37 @@
           </w:tcPr>
           <w:p>
             <w:r>
-              <w:t>凌云网络有限公司</w:t>
-            </w:r>
-          </w:p>
-        </w:tc>
-        <w:tc>
-          <w:tcPr>
-            <w:tcW w:type="dxa" w:w="2160"/>
-          </w:tcPr>
-          <w:p>
-            <w:r>
-              <w:t>医疗科技</w:t>
-            </w:r>
-          </w:p>
-        </w:tc>
-        <w:tc>
-          <w:tcPr>
-            <w:tcW w:type="dxa" w:w="2160"/>
-          </w:tcPr>
-          <w:p>
-            <w:r>
-              <w:t>635亿</w:t>
-            </w:r>
-          </w:p>
-        </w:tc>
-        <w:tc>
-          <w:tcPr>
-            <w:tcW w:type="dxa" w:w="2160"/>
-          </w:tcPr>
-          <w:p>
-            <w:r>
-              <w:t>9%</w:t>
+              <w:t>昂歌信息信息有限公司</w:t>
+            </w:r>
+          </w:p>
+        </w:tc>
+        <w:tc>
+          <w:tcPr>
+            <w:tcW w:type="dxa" w:w="2160"/>
+          </w:tcPr>
+          <w:p>
+            <w:r>
+              <w:t>消费科技</w:t>
+            </w:r>
+          </w:p>
+        </w:tc>
+        <w:tc>
+          <w:tcPr>
+            <w:tcW w:type="dxa" w:w="2160"/>
+          </w:tcPr>
+          <w:p>
+            <w:r>
+              <w:t>345亿</w:t>
+            </w:r>
+          </w:p>
+        </w:tc>
+        <w:tc>
+          <w:tcPr>
+            <w:tcW w:type="dxa" w:w="2160"/>
+          </w:tcPr>
+          <w:p>
+            <w:r>
+              <w:t>17%</w:t>
             </w:r>
           </w:p>
         </w:tc>
@@ -3155,22 +3153,11 @@
     <w:p>
       <w:r>
         <w:br/>
-        <w:t>从产业链角度看，云计算 行业主要由上游设备厂商、</w:t>
+        <w:t>良诺科技有限公司 是中国 云计算 行业的重要企业之一。</w:t>
         <w:br/>
-        <w:t>中游平台企业以及下游应用厂商组成。</w:t>
+        <w:t>根据华辰资本 风险管理部 的研究，该公司成立于 2016 年，</w:t>
         <w:br/>
-        <w:t>精芯科技有限公司 主要位于产业链的 上游 环节。</w:t>
-        <w:br/>
-      </w:r>
-    </w:p>
-    <w:p>
-      <w:r>
-        <w:br/>
-        <w:t>雨林木风计算机科技有限公司 是中国 人工智能 行业的重要企业之一。</w:t>
-        <w:br/>
-        <w:t>根据华辰资本 投资委员会 的研究，该公司成立于 2019 年，</w:t>
-        <w:br/>
-        <w:t>目前员工规模约 1578 人。公司近年来持续加大研发投入，</w:t>
+        <w:t>目前员工规模约 1663 人。公司近年来持续加大研发投入，</w:t>
         <w:br/>
         <w:t>在核心技术方面形成了较强的竞争壁垒。</w:t>
         <w:br/>
@@ -3179,11 +3166,55 @@
     <w:p>
       <w:r>
         <w:br/>
-        <w:t>济南亿次元网络有限公司 是中国 机器人 行业的重要企业之一。</w:t>
+        <w:t>华辰资本旗下的 HC Quant Arbitrage Fund 在最近的资产配置会议中</w:t>
         <w:br/>
-        <w:t>根据华辰资本 风险管理部 的研究，该公司成立于 2012 年，</w:t>
+        <w:t>讨论了 医疗科技 行业的投资机会，并对 迪摩信息有限公司</w:t>
         <w:br/>
-        <w:t>目前员工规模约 5029 人。公司近年来持续加大研发投入，</w:t>
+        <w:t>进行了重点评估。</w:t>
+        <w:br/>
+      </w:r>
+    </w:p>
+    <w:p>
+      <w:r>
+        <w:br/>
+        <w:t>华辰资本旗下的 HC Energy Transition Fund 在最近的资产配置会议中</w:t>
+        <w:br/>
+        <w:t>讨论了 人工智能 行业的投资机会，并对 通际名联科技有限公司</w:t>
+        <w:br/>
+        <w:t>进行了重点评估。</w:t>
+        <w:br/>
+      </w:r>
+    </w:p>
+    <w:p>
+      <w:r>
+        <w:br/>
+        <w:t>从产业链角度看，半导体 行业主要由上游设备厂商、</w:t>
+        <w:br/>
+        <w:t>中游平台企业以及下游应用厂商组成。</w:t>
+        <w:br/>
+        <w:t>精芯信息有限公司 主要位于产业链的 中游 环节。</w:t>
+        <w:br/>
+      </w:r>
+    </w:p>
+    <w:p>
+      <w:r>
+        <w:br/>
+        <w:t>根据内部财务模型测算，迪摩信息有限公司 在未来三年</w:t>
+        <w:br/>
+        <w:t>收入复合增长率预计可达到 22% 左右。</w:t>
+        <w:br/>
+        <w:t>该预测基于行业需求增长以及公司产能扩张计划。</w:t>
+        <w:br/>
+      </w:r>
+    </w:p>
+    <w:p>
+      <w:r>
+        <w:br/>
+        <w:t>华泰通安传媒有限公司 是中国 消费科技 行业的重要企业之一。</w:t>
+        <w:br/>
+        <w:t>根据华辰资本 风险管理部 的研究，该公司成立于 2006 年，</w:t>
+        <w:br/>
+        <w:t>目前员工规模约 1155 人。公司近年来持续加大研发投入，</w:t>
         <w:br/>
         <w:t>在核心技术方面形成了较强的竞争壁垒。</w:t>
         <w:br/>
@@ -3192,22 +3223,11 @@
     <w:p>
       <w:r>
         <w:br/>
-        <w:t>从产业链角度看，机器人 行业主要由上游设备厂商、</w:t>
+        <w:t>良诺科技有限公司 是中国 云计算 行业的重要企业之一。</w:t>
         <w:br/>
-        <w:t>中游平台企业以及下游应用厂商组成。</w:t>
+        <w:t>根据华辰资本 量化研究部 的研究，该公司成立于 2016 年，</w:t>
         <w:br/>
-        <w:t>济南亿次元网络有限公司 主要位于产业链的 上游 环节。</w:t>
-        <w:br/>
-      </w:r>
-    </w:p>
-    <w:p>
-      <w:r>
-        <w:br/>
-        <w:t>易动力科技有限公司 是中国 云计算 行业的重要企业之一。</w:t>
-        <w:br/>
-        <w:t>根据华辰资本 量化研究部 的研究，该公司成立于 2014 年，</w:t>
-        <w:br/>
-        <w:t>目前员工规模约 1450 人。公司近年来持续加大研发投入，</w:t>
+        <w:t>目前员工规模约 1663 人。公司近年来持续加大研发投入，</w:t>
         <w:br/>
         <w:t>在核心技术方面形成了较强的竞争壁垒。</w:t>
         <w:br/>
@@ -3216,37 +3236,11 @@
     <w:p>
       <w:r>
         <w:br/>
-        <w:t>华远软件信息有限公司 是中国 半导体 行业的重要企业之一。</w:t>
-        <w:br/>
-        <w:t>根据华辰资本 量化研究部 的研究，该公司成立于 2015 年，</w:t>
-        <w:br/>
-        <w:t>目前员工规模约 6302 人。公司近年来持续加大研发投入，</w:t>
-        <w:br/>
-        <w:t>在核心技术方面形成了较强的竞争壁垒。</w:t>
-        <w:br/>
-      </w:r>
-    </w:p>
-    <w:p>
-      <w:r>
-        <w:br/>
-        <w:t>风险管理部认为，新能源 行业仍然面临若干</w:t>
+        <w:t>风险管理部认为，半导体 行业仍然面临若干</w:t>
         <w:br/>
         <w:t>不确定性因素，包括技术迭代风险、政策变化、</w:t>
         <w:br/>
         <w:t>以及市场竞争加剧等问题。</w:t>
-        <w:br/>
-      </w:r>
-    </w:p>
-    <w:p>
-      <w:r>
-        <w:br/>
-        <w:t>和泰传媒有限公司 是中国 消费科技 行业的重要企业之一。</w:t>
-        <w:br/>
-        <w:t>根据华辰资本 量化研究部 的研究，该公司成立于 2020 年，</w:t>
-        <w:br/>
-        <w:t>目前员工规模约 7048 人。公司近年来持续加大研发投入，</w:t>
-        <w:br/>
-        <w:t>在核心技术方面形成了较强的竞争壁垒。</w:t>
         <w:br/>
       </w:r>
     </w:p>
@@ -3310,37 +3304,37 @@
           </w:tcPr>
           <w:p>
             <w:r>
-              <w:t>万迅电脑网络有限公司</w:t>
-            </w:r>
-          </w:p>
-        </w:tc>
-        <w:tc>
-          <w:tcPr>
-            <w:tcW w:type="dxa" w:w="2160"/>
-          </w:tcPr>
-          <w:p>
-            <w:r>
-              <w:t>半导体</w:t>
-            </w:r>
-          </w:p>
-        </w:tc>
-        <w:tc>
-          <w:tcPr>
-            <w:tcW w:type="dxa" w:w="2160"/>
-          </w:tcPr>
-          <w:p>
-            <w:r>
-              <w:t>309亿</w:t>
-            </w:r>
-          </w:p>
-        </w:tc>
-        <w:tc>
-          <w:tcPr>
-            <w:tcW w:type="dxa" w:w="2160"/>
-          </w:tcPr>
-          <w:p>
-            <w:r>
-              <w:t>19%</w:t>
+              <w:t>天开科技有限公司</w:t>
+            </w:r>
+          </w:p>
+        </w:tc>
+        <w:tc>
+          <w:tcPr>
+            <w:tcW w:type="dxa" w:w="2160"/>
+          </w:tcPr>
+          <w:p>
+            <w:r>
+              <w:t>消费科技</w:t>
+            </w:r>
+          </w:p>
+        </w:tc>
+        <w:tc>
+          <w:tcPr>
+            <w:tcW w:type="dxa" w:w="2160"/>
+          </w:tcPr>
+          <w:p>
+            <w:r>
+              <w:t>646亿</w:t>
+            </w:r>
+          </w:p>
+        </w:tc>
+        <w:tc>
+          <w:tcPr>
+            <w:tcW w:type="dxa" w:w="2160"/>
+          </w:tcPr>
+          <w:p>
+            <w:r>
+              <w:t>15%</w:t>
             </w:r>
           </w:p>
         </w:tc>
@@ -3352,37 +3346,37 @@
           </w:tcPr>
           <w:p>
             <w:r>
-              <w:t>鸿睿思博网络有限公司</w:t>
-            </w:r>
-          </w:p>
-        </w:tc>
-        <w:tc>
-          <w:tcPr>
-            <w:tcW w:type="dxa" w:w="2160"/>
-          </w:tcPr>
-          <w:p>
-            <w:r>
-              <w:t>新能源</w:t>
-            </w:r>
-          </w:p>
-        </w:tc>
-        <w:tc>
-          <w:tcPr>
-            <w:tcW w:type="dxa" w:w="2160"/>
-          </w:tcPr>
-          <w:p>
-            <w:r>
-              <w:t>226亿</w:t>
-            </w:r>
-          </w:p>
-        </w:tc>
-        <w:tc>
-          <w:tcPr>
-            <w:tcW w:type="dxa" w:w="2160"/>
-          </w:tcPr>
-          <w:p>
-            <w:r>
-              <w:t>30%</w:t>
+              <w:t>华泰通安传媒有限公司</w:t>
+            </w:r>
+          </w:p>
+        </w:tc>
+        <w:tc>
+          <w:tcPr>
+            <w:tcW w:type="dxa" w:w="2160"/>
+          </w:tcPr>
+          <w:p>
+            <w:r>
+              <w:t>消费科技</w:t>
+            </w:r>
+          </w:p>
+        </w:tc>
+        <w:tc>
+          <w:tcPr>
+            <w:tcW w:type="dxa" w:w="2160"/>
+          </w:tcPr>
+          <w:p>
+            <w:r>
+              <w:t>711亿</w:t>
+            </w:r>
+          </w:p>
+        </w:tc>
+        <w:tc>
+          <w:tcPr>
+            <w:tcW w:type="dxa" w:w="2160"/>
+          </w:tcPr>
+          <w:p>
+            <w:r>
+              <w:t>27%</w:t>
             </w:r>
           </w:p>
         </w:tc>
@@ -3394,37 +3388,37 @@
           </w:tcPr>
           <w:p>
             <w:r>
-              <w:t>精芯科技有限公司</w:t>
-            </w:r>
-          </w:p>
-        </w:tc>
-        <w:tc>
-          <w:tcPr>
-            <w:tcW w:type="dxa" w:w="2160"/>
-          </w:tcPr>
-          <w:p>
-            <w:r>
-              <w:t>云计算</w:t>
-            </w:r>
-          </w:p>
-        </w:tc>
-        <w:tc>
-          <w:tcPr>
-            <w:tcW w:type="dxa" w:w="2160"/>
-          </w:tcPr>
-          <w:p>
-            <w:r>
-              <w:t>221亿</w:t>
-            </w:r>
-          </w:p>
-        </w:tc>
-        <w:tc>
-          <w:tcPr>
-            <w:tcW w:type="dxa" w:w="2160"/>
-          </w:tcPr>
-          <w:p>
-            <w:r>
-              <w:t>20%</w:t>
+              <w:t>鑫博腾飞信息有限公司</w:t>
+            </w:r>
+          </w:p>
+        </w:tc>
+        <w:tc>
+          <w:tcPr>
+            <w:tcW w:type="dxa" w:w="2160"/>
+          </w:tcPr>
+          <w:p>
+            <w:r>
+              <w:t>消费科技</w:t>
+            </w:r>
+          </w:p>
+        </w:tc>
+        <w:tc>
+          <w:tcPr>
+            <w:tcW w:type="dxa" w:w="2160"/>
+          </w:tcPr>
+          <w:p>
+            <w:r>
+              <w:t>538亿</w:t>
+            </w:r>
+          </w:p>
+        </w:tc>
+        <w:tc>
+          <w:tcPr>
+            <w:tcW w:type="dxa" w:w="2160"/>
+          </w:tcPr>
+          <w:p>
+            <w:r>
+              <w:t>24%</w:t>
             </w:r>
           </w:p>
         </w:tc>
@@ -3436,37 +3430,37 @@
           </w:tcPr>
           <w:p>
             <w:r>
-              <w:t>创汇传媒有限公司</w:t>
-            </w:r>
-          </w:p>
-        </w:tc>
-        <w:tc>
-          <w:tcPr>
-            <w:tcW w:type="dxa" w:w="2160"/>
-          </w:tcPr>
-          <w:p>
-            <w:r>
-              <w:t>新能源</w:t>
-            </w:r>
-          </w:p>
-        </w:tc>
-        <w:tc>
-          <w:tcPr>
-            <w:tcW w:type="dxa" w:w="2160"/>
-          </w:tcPr>
-          <w:p>
-            <w:r>
-              <w:t>414亿</w:t>
-            </w:r>
-          </w:p>
-        </w:tc>
-        <w:tc>
-          <w:tcPr>
-            <w:tcW w:type="dxa" w:w="2160"/>
-          </w:tcPr>
-          <w:p>
-            <w:r>
-              <w:t>30%</w:t>
+              <w:t>创联世纪信息有限公司</w:t>
+            </w:r>
+          </w:p>
+        </w:tc>
+        <w:tc>
+          <w:tcPr>
+            <w:tcW w:type="dxa" w:w="2160"/>
+          </w:tcPr>
+          <w:p>
+            <w:r>
+              <w:t>云计算</w:t>
+            </w:r>
+          </w:p>
+        </w:tc>
+        <w:tc>
+          <w:tcPr>
+            <w:tcW w:type="dxa" w:w="2160"/>
+          </w:tcPr>
+          <w:p>
+            <w:r>
+              <w:t>169亿</w:t>
+            </w:r>
+          </w:p>
+        </w:tc>
+        <w:tc>
+          <w:tcPr>
+            <w:tcW w:type="dxa" w:w="2160"/>
+          </w:tcPr>
+          <w:p>
+            <w:r>
+              <w:t>23%</w:t>
             </w:r>
           </w:p>
         </w:tc>
@@ -3478,27 +3472,27 @@
           </w:tcPr>
           <w:p>
             <w:r>
-              <w:t>昊嘉网络有限公司</w:t>
-            </w:r>
-          </w:p>
-        </w:tc>
-        <w:tc>
-          <w:tcPr>
-            <w:tcW w:type="dxa" w:w="2160"/>
-          </w:tcPr>
-          <w:p>
-            <w:r>
-              <w:t>新能源</w:t>
-            </w:r>
-          </w:p>
-        </w:tc>
-        <w:tc>
-          <w:tcPr>
-            <w:tcW w:type="dxa" w:w="2160"/>
-          </w:tcPr>
-          <w:p>
-            <w:r>
-              <w:t>153亿</w:t>
+              <w:t>巨奥传媒有限公司</w:t>
+            </w:r>
+          </w:p>
+        </w:tc>
+        <w:tc>
+          <w:tcPr>
+            <w:tcW w:type="dxa" w:w="2160"/>
+          </w:tcPr>
+          <w:p>
+            <w:r>
+              <w:t>人工智能</w:t>
+            </w:r>
+          </w:p>
+        </w:tc>
+        <w:tc>
+          <w:tcPr>
+            <w:tcW w:type="dxa" w:w="2160"/>
+          </w:tcPr>
+          <w:p>
+            <w:r>
+              <w:t>172亿</w:t>
             </w:r>
           </w:p>
         </w:tc>
@@ -3520,37 +3514,37 @@
           </w:tcPr>
           <w:p>
             <w:r>
-              <w:t>九方信息有限公司</w:t>
-            </w:r>
-          </w:p>
-        </w:tc>
-        <w:tc>
-          <w:tcPr>
-            <w:tcW w:type="dxa" w:w="2160"/>
-          </w:tcPr>
-          <w:p>
-            <w:r>
-              <w:t>新能源</w:t>
-            </w:r>
-          </w:p>
-        </w:tc>
-        <w:tc>
-          <w:tcPr>
-            <w:tcW w:type="dxa" w:w="2160"/>
-          </w:tcPr>
-          <w:p>
-            <w:r>
-              <w:t>158亿</w:t>
-            </w:r>
-          </w:p>
-        </w:tc>
-        <w:tc>
-          <w:tcPr>
-            <w:tcW w:type="dxa" w:w="2160"/>
-          </w:tcPr>
-          <w:p>
-            <w:r>
-              <w:t>25%</w:t>
+              <w:t>信诚致远网络有限公司</w:t>
+            </w:r>
+          </w:p>
+        </w:tc>
+        <w:tc>
+          <w:tcPr>
+            <w:tcW w:type="dxa" w:w="2160"/>
+          </w:tcPr>
+          <w:p>
+            <w:r>
+              <w:t>半导体</w:t>
+            </w:r>
+          </w:p>
+        </w:tc>
+        <w:tc>
+          <w:tcPr>
+            <w:tcW w:type="dxa" w:w="2160"/>
+          </w:tcPr>
+          <w:p>
+            <w:r>
+              <w:t>544亿</w:t>
+            </w:r>
+          </w:p>
+        </w:tc>
+        <w:tc>
+          <w:tcPr>
+            <w:tcW w:type="dxa" w:w="2160"/>
+          </w:tcPr>
+          <w:p>
+            <w:r>
+              <w:t>21%</w:t>
             </w:r>
           </w:p>
         </w:tc>
@@ -3562,37 +3556,37 @@
           </w:tcPr>
           <w:p>
             <w:r>
-              <w:t>兰金电子网络有限公司</w:t>
-            </w:r>
-          </w:p>
-        </w:tc>
-        <w:tc>
-          <w:tcPr>
-            <w:tcW w:type="dxa" w:w="2160"/>
-          </w:tcPr>
-          <w:p>
-            <w:r>
-              <w:t>消费科技</w:t>
-            </w:r>
-          </w:p>
-        </w:tc>
-        <w:tc>
-          <w:tcPr>
-            <w:tcW w:type="dxa" w:w="2160"/>
-          </w:tcPr>
-          <w:p>
-            <w:r>
-              <w:t>271亿</w:t>
-            </w:r>
-          </w:p>
-        </w:tc>
-        <w:tc>
-          <w:tcPr>
-            <w:tcW w:type="dxa" w:w="2160"/>
-          </w:tcPr>
-          <w:p>
-            <w:r>
-              <w:t>28%</w:t>
+              <w:t>图龙信息传媒有限公司</w:t>
+            </w:r>
+          </w:p>
+        </w:tc>
+        <w:tc>
+          <w:tcPr>
+            <w:tcW w:type="dxa" w:w="2160"/>
+          </w:tcPr>
+          <w:p>
+            <w:r>
+              <w:t>机器人</w:t>
+            </w:r>
+          </w:p>
+        </w:tc>
+        <w:tc>
+          <w:tcPr>
+            <w:tcW w:type="dxa" w:w="2160"/>
+          </w:tcPr>
+          <w:p>
+            <w:r>
+              <w:t>232亿</w:t>
+            </w:r>
+          </w:p>
+        </w:tc>
+        <w:tc>
+          <w:tcPr>
+            <w:tcW w:type="dxa" w:w="2160"/>
+          </w:tcPr>
+          <w:p>
+            <w:r>
+              <w:t>30%</w:t>
             </w:r>
           </w:p>
         </w:tc>
@@ -3604,37 +3598,37 @@
           </w:tcPr>
           <w:p>
             <w:r>
-              <w:t>和泰科技有限公司</w:t>
-            </w:r>
-          </w:p>
-        </w:tc>
-        <w:tc>
-          <w:tcPr>
-            <w:tcW w:type="dxa" w:w="2160"/>
-          </w:tcPr>
-          <w:p>
-            <w:r>
-              <w:t>人工智能</w:t>
-            </w:r>
-          </w:p>
-        </w:tc>
-        <w:tc>
-          <w:tcPr>
-            <w:tcW w:type="dxa" w:w="2160"/>
-          </w:tcPr>
-          <w:p>
-            <w:r>
-              <w:t>218亿</w:t>
-            </w:r>
-          </w:p>
-        </w:tc>
-        <w:tc>
-          <w:tcPr>
-            <w:tcW w:type="dxa" w:w="2160"/>
-          </w:tcPr>
-          <w:p>
-            <w:r>
-              <w:t>12%</w:t>
+              <w:t>方正科技信息有限公司</w:t>
+            </w:r>
+          </w:p>
+        </w:tc>
+        <w:tc>
+          <w:tcPr>
+            <w:tcW w:type="dxa" w:w="2160"/>
+          </w:tcPr>
+          <w:p>
+            <w:r>
+              <w:t>消费科技</w:t>
+            </w:r>
+          </w:p>
+        </w:tc>
+        <w:tc>
+          <w:tcPr>
+            <w:tcW w:type="dxa" w:w="2160"/>
+          </w:tcPr>
+          <w:p>
+            <w:r>
+              <w:t>134亿</w:t>
+            </w:r>
+          </w:p>
+        </w:tc>
+        <w:tc>
+          <w:tcPr>
+            <w:tcW w:type="dxa" w:w="2160"/>
+          </w:tcPr>
+          <w:p>
+            <w:r>
+              <w:t>28%</w:t>
             </w:r>
           </w:p>
         </w:tc>
@@ -3646,37 +3640,37 @@
           </w:tcPr>
           <w:p>
             <w:r>
-              <w:t>昊嘉网络有限公司</w:t>
-            </w:r>
-          </w:p>
-        </w:tc>
-        <w:tc>
-          <w:tcPr>
-            <w:tcW w:type="dxa" w:w="2160"/>
-          </w:tcPr>
-          <w:p>
-            <w:r>
-              <w:t>新能源</w:t>
-            </w:r>
-          </w:p>
-        </w:tc>
-        <w:tc>
-          <w:tcPr>
-            <w:tcW w:type="dxa" w:w="2160"/>
-          </w:tcPr>
-          <w:p>
-            <w:r>
-              <w:t>172亿</w:t>
-            </w:r>
-          </w:p>
-        </w:tc>
-        <w:tc>
-          <w:tcPr>
-            <w:tcW w:type="dxa" w:w="2160"/>
-          </w:tcPr>
-          <w:p>
-            <w:r>
-              <w:t>24%</w:t>
+              <w:t>精芯信息有限公司</w:t>
+            </w:r>
+          </w:p>
+        </w:tc>
+        <w:tc>
+          <w:tcPr>
+            <w:tcW w:type="dxa" w:w="2160"/>
+          </w:tcPr>
+          <w:p>
+            <w:r>
+              <w:t>半导体</w:t>
+            </w:r>
+          </w:p>
+        </w:tc>
+        <w:tc>
+          <w:tcPr>
+            <w:tcW w:type="dxa" w:w="2160"/>
+          </w:tcPr>
+          <w:p>
+            <w:r>
+              <w:t>583亿</w:t>
+            </w:r>
+          </w:p>
+        </w:tc>
+        <w:tc>
+          <w:tcPr>
+            <w:tcW w:type="dxa" w:w="2160"/>
+          </w:tcPr>
+          <w:p>
+            <w:r>
+              <w:t>19%</w:t>
             </w:r>
           </w:p>
         </w:tc>
@@ -3688,37 +3682,37 @@
           </w:tcPr>
           <w:p>
             <w:r>
-              <w:t>东方峻景网络有限公司</w:t>
-            </w:r>
-          </w:p>
-        </w:tc>
-        <w:tc>
-          <w:tcPr>
-            <w:tcW w:type="dxa" w:w="2160"/>
-          </w:tcPr>
-          <w:p>
-            <w:r>
-              <w:t>机器人</w:t>
-            </w:r>
-          </w:p>
-        </w:tc>
-        <w:tc>
-          <w:tcPr>
-            <w:tcW w:type="dxa" w:w="2160"/>
-          </w:tcPr>
-          <w:p>
-            <w:r>
-              <w:t>160亿</w:t>
-            </w:r>
-          </w:p>
-        </w:tc>
-        <w:tc>
-          <w:tcPr>
-            <w:tcW w:type="dxa" w:w="2160"/>
-          </w:tcPr>
-          <w:p>
-            <w:r>
-              <w:t>13%</w:t>
+              <w:t>戴硕电子网络有限公司</w:t>
+            </w:r>
+          </w:p>
+        </w:tc>
+        <w:tc>
+          <w:tcPr>
+            <w:tcW w:type="dxa" w:w="2160"/>
+          </w:tcPr>
+          <w:p>
+            <w:r>
+              <w:t>新能源</w:t>
+            </w:r>
+          </w:p>
+        </w:tc>
+        <w:tc>
+          <w:tcPr>
+            <w:tcW w:type="dxa" w:w="2160"/>
+          </w:tcPr>
+          <w:p>
+            <w:r>
+              <w:t>607亿</w:t>
+            </w:r>
+          </w:p>
+        </w:tc>
+        <w:tc>
+          <w:tcPr>
+            <w:tcW w:type="dxa" w:w="2160"/>
+          </w:tcPr>
+          <w:p>
+            <w:r>
+              <w:t>19%</w:t>
             </w:r>
           </w:p>
         </w:tc>
@@ -3730,37 +3724,37 @@
           </w:tcPr>
           <w:p>
             <w:r>
-              <w:t>昊嘉网络有限公司</w:t>
-            </w:r>
-          </w:p>
-        </w:tc>
-        <w:tc>
-          <w:tcPr>
-            <w:tcW w:type="dxa" w:w="2160"/>
-          </w:tcPr>
-          <w:p>
-            <w:r>
-              <w:t>新能源</w:t>
-            </w:r>
-          </w:p>
-        </w:tc>
-        <w:tc>
-          <w:tcPr>
-            <w:tcW w:type="dxa" w:w="2160"/>
-          </w:tcPr>
-          <w:p>
-            <w:r>
-              <w:t>365亿</w:t>
-            </w:r>
-          </w:p>
-        </w:tc>
-        <w:tc>
-          <w:tcPr>
-            <w:tcW w:type="dxa" w:w="2160"/>
-          </w:tcPr>
-          <w:p>
-            <w:r>
-              <w:t>28%</w:t>
+              <w:t>巨奥传媒有限公司</w:t>
+            </w:r>
+          </w:p>
+        </w:tc>
+        <w:tc>
+          <w:tcPr>
+            <w:tcW w:type="dxa" w:w="2160"/>
+          </w:tcPr>
+          <w:p>
+            <w:r>
+              <w:t>人工智能</w:t>
+            </w:r>
+          </w:p>
+        </w:tc>
+        <w:tc>
+          <w:tcPr>
+            <w:tcW w:type="dxa" w:w="2160"/>
+          </w:tcPr>
+          <w:p>
+            <w:r>
+              <w:t>231亿</w:t>
+            </w:r>
+          </w:p>
+        </w:tc>
+        <w:tc>
+          <w:tcPr>
+            <w:tcW w:type="dxa" w:w="2160"/>
+          </w:tcPr>
+          <w:p>
+            <w:r>
+              <w:t>16%</w:t>
             </w:r>
           </w:p>
         </w:tc>
@@ -3772,37 +3766,37 @@
           </w:tcPr>
           <w:p>
             <w:r>
-              <w:t>精芯信息有限公司</w:t>
-            </w:r>
-          </w:p>
-        </w:tc>
-        <w:tc>
-          <w:tcPr>
-            <w:tcW w:type="dxa" w:w="2160"/>
-          </w:tcPr>
-          <w:p>
-            <w:r>
-              <w:t>消费科技</w:t>
-            </w:r>
-          </w:p>
-        </w:tc>
-        <w:tc>
-          <w:tcPr>
-            <w:tcW w:type="dxa" w:w="2160"/>
-          </w:tcPr>
-          <w:p>
-            <w:r>
-              <w:t>308亿</w:t>
-            </w:r>
-          </w:p>
-        </w:tc>
-        <w:tc>
-          <w:tcPr>
-            <w:tcW w:type="dxa" w:w="2160"/>
-          </w:tcPr>
-          <w:p>
-            <w:r>
-              <w:t>13%</w:t>
+              <w:t>飞利信科技有限公司</w:t>
+            </w:r>
+          </w:p>
+        </w:tc>
+        <w:tc>
+          <w:tcPr>
+            <w:tcW w:type="dxa" w:w="2160"/>
+          </w:tcPr>
+          <w:p>
+            <w:r>
+              <w:t>人工智能</w:t>
+            </w:r>
+          </w:p>
+        </w:tc>
+        <w:tc>
+          <w:tcPr>
+            <w:tcW w:type="dxa" w:w="2160"/>
+          </w:tcPr>
+          <w:p>
+            <w:r>
+              <w:t>412亿</w:t>
+            </w:r>
+          </w:p>
+        </w:tc>
+        <w:tc>
+          <w:tcPr>
+            <w:tcW w:type="dxa" w:w="2160"/>
+          </w:tcPr>
+          <w:p>
+            <w:r>
+              <w:t>26%</w:t>
             </w:r>
           </w:p>
         </w:tc>
@@ -3814,37 +3808,37 @@
           </w:tcPr>
           <w:p>
             <w:r>
-              <w:t>创汇传媒有限公司</w:t>
-            </w:r>
-          </w:p>
-        </w:tc>
-        <w:tc>
-          <w:tcPr>
-            <w:tcW w:type="dxa" w:w="2160"/>
-          </w:tcPr>
-          <w:p>
-            <w:r>
-              <w:t>新能源</w:t>
-            </w:r>
-          </w:p>
-        </w:tc>
-        <w:tc>
-          <w:tcPr>
-            <w:tcW w:type="dxa" w:w="2160"/>
-          </w:tcPr>
-          <w:p>
-            <w:r>
-              <w:t>261亿</w:t>
-            </w:r>
-          </w:p>
-        </w:tc>
-        <w:tc>
-          <w:tcPr>
-            <w:tcW w:type="dxa" w:w="2160"/>
-          </w:tcPr>
-          <w:p>
-            <w:r>
-              <w:t>22%</w:t>
+              <w:t>中建创业科技有限公司</w:t>
+            </w:r>
+          </w:p>
+        </w:tc>
+        <w:tc>
+          <w:tcPr>
+            <w:tcW w:type="dxa" w:w="2160"/>
+          </w:tcPr>
+          <w:p>
+            <w:r>
+              <w:t>半导体</w:t>
+            </w:r>
+          </w:p>
+        </w:tc>
+        <w:tc>
+          <w:tcPr>
+            <w:tcW w:type="dxa" w:w="2160"/>
+          </w:tcPr>
+          <w:p>
+            <w:r>
+              <w:t>770亿</w:t>
+            </w:r>
+          </w:p>
+        </w:tc>
+        <w:tc>
+          <w:tcPr>
+            <w:tcW w:type="dxa" w:w="2160"/>
+          </w:tcPr>
+          <w:p>
+            <w:r>
+              <w:t>29%</w:t>
             </w:r>
           </w:p>
         </w:tc>
@@ -3856,37 +3850,37 @@
           </w:tcPr>
           <w:p>
             <w:r>
-              <w:t>凌云网络有限公司</w:t>
-            </w:r>
-          </w:p>
-        </w:tc>
-        <w:tc>
-          <w:tcPr>
-            <w:tcW w:type="dxa" w:w="2160"/>
-          </w:tcPr>
-          <w:p>
-            <w:r>
-              <w:t>医疗科技</w:t>
-            </w:r>
-          </w:p>
-        </w:tc>
-        <w:tc>
-          <w:tcPr>
-            <w:tcW w:type="dxa" w:w="2160"/>
-          </w:tcPr>
-          <w:p>
-            <w:r>
-              <w:t>348亿</w:t>
-            </w:r>
-          </w:p>
-        </w:tc>
-        <w:tc>
-          <w:tcPr>
-            <w:tcW w:type="dxa" w:w="2160"/>
-          </w:tcPr>
-          <w:p>
-            <w:r>
-              <w:t>24%</w:t>
+              <w:t>鑫博腾飞信息有限公司</w:t>
+            </w:r>
+          </w:p>
+        </w:tc>
+        <w:tc>
+          <w:tcPr>
+            <w:tcW w:type="dxa" w:w="2160"/>
+          </w:tcPr>
+          <w:p>
+            <w:r>
+              <w:t>消费科技</w:t>
+            </w:r>
+          </w:p>
+        </w:tc>
+        <w:tc>
+          <w:tcPr>
+            <w:tcW w:type="dxa" w:w="2160"/>
+          </w:tcPr>
+          <w:p>
+            <w:r>
+              <w:t>697亿</w:t>
+            </w:r>
+          </w:p>
+        </w:tc>
+        <w:tc>
+          <w:tcPr>
+            <w:tcW w:type="dxa" w:w="2160"/>
+          </w:tcPr>
+          <w:p>
+            <w:r>
+              <w:t>18%</w:t>
             </w:r>
           </w:p>
         </w:tc>
@@ -3898,37 +3892,37 @@
           </w:tcPr>
           <w:p>
             <w:r>
-              <w:t>九方信息有限公司</w:t>
-            </w:r>
-          </w:p>
-        </w:tc>
-        <w:tc>
-          <w:tcPr>
-            <w:tcW w:type="dxa" w:w="2160"/>
-          </w:tcPr>
-          <w:p>
-            <w:r>
-              <w:t>新能源</w:t>
-            </w:r>
-          </w:p>
-        </w:tc>
-        <w:tc>
-          <w:tcPr>
-            <w:tcW w:type="dxa" w:w="2160"/>
-          </w:tcPr>
-          <w:p>
-            <w:r>
-              <w:t>540亿</w:t>
-            </w:r>
-          </w:p>
-        </w:tc>
-        <w:tc>
-          <w:tcPr>
-            <w:tcW w:type="dxa" w:w="2160"/>
-          </w:tcPr>
-          <w:p>
-            <w:r>
-              <w:t>7%</w:t>
+              <w:t>惠派国际公司科技有限公司</w:t>
+            </w:r>
+          </w:p>
+        </w:tc>
+        <w:tc>
+          <w:tcPr>
+            <w:tcW w:type="dxa" w:w="2160"/>
+          </w:tcPr>
+          <w:p>
+            <w:r>
+              <w:t>人工智能</w:t>
+            </w:r>
+          </w:p>
+        </w:tc>
+        <w:tc>
+          <w:tcPr>
+            <w:tcW w:type="dxa" w:w="2160"/>
+          </w:tcPr>
+          <w:p>
+            <w:r>
+              <w:t>303亿</w:t>
+            </w:r>
+          </w:p>
+        </w:tc>
+        <w:tc>
+          <w:tcPr>
+            <w:tcW w:type="dxa" w:w="2160"/>
+          </w:tcPr>
+          <w:p>
+            <w:r>
+              <w:t>15%</w:t>
             </w:r>
           </w:p>
         </w:tc>
